--- a/por/docx/41.content.docx
+++ b/por/docx/41.content.docx
@@ -256,7 +256,7 @@
         <w:rPr>
           <w:lang w:val="pt_PT" w:bidi="pt_PT"/>
         </w:rPr>
-        <w:t xml:space="preserve"> Ele é uma voz que clama no deserto: 'Preparem o caminho para o Senhor; tornem retas as veredas para ele'".</w:t>
+        <w:t xml:space="preserve"> Ele é uma voz que clama no deserto: ‘Preparem o caminho para o Senhor; tornem retas as veredas para ele’”.</w:t>
       </w:r>
     </w:p>
     <w:p>
@@ -340,7 +340,7 @@
         <w:rPr>
           <w:lang w:val="pt_PT" w:bidi="pt_PT"/>
         </w:rPr>
-        <w:t xml:space="preserve"> Ele proclamava: "Depois de mim virá alguém mais poderoso que eu, de quem não sou digno nem de me curvar para desatar as tiras de suas sandálias.</w:t>
+        <w:t xml:space="preserve"> Ele proclamava: “Depois de mim virá alguém mais poderoso que eu, de quem não sou digno nem de me curvar para desatar as tiras de suas sandálias.</w:t>
       </w:r>
     </w:p>
     <w:p>
@@ -361,7 +361,7 @@
         <w:rPr>
           <w:lang w:val="pt_PT" w:bidi="pt_PT"/>
         </w:rPr>
-        <w:t xml:space="preserve"> Eu os batizo com água; mas ele os batizará com o Espírito Santo".</w:t>
+        <w:t xml:space="preserve"> Eu os batizo com água; mas ele os batizará com o Espírito Santo”.</w:t>
       </w:r>
     </w:p>
     <w:p>
@@ -424,7 +424,7 @@
         <w:rPr>
           <w:lang w:val="pt_PT" w:bidi="pt_PT"/>
         </w:rPr>
-        <w:t xml:space="preserve"> Então uma voz do céu disse: "Você é meu Filho amado, em quem me agrado".</w:t>
+        <w:t xml:space="preserve"> Então uma voz do céu disse: “Você é meu Filho amado, em quem me agrado”.</w:t>
       </w:r>
     </w:p>
     <w:p>
@@ -508,7 +508,7 @@
         <w:rPr>
           <w:lang w:val="pt_PT" w:bidi="pt_PT"/>
         </w:rPr>
-        <w:t xml:space="preserve"> "Chegou o tempo!", anunciava. "O reino de Deus está próximo! Arrependam-se e creiam nas boas-novas!".</w:t>
+        <w:t xml:space="preserve"> "Chegou o tempo!”, anunciava. “O reino de Deus está próximo! Arrependam-se e creiam nas boas-novas!”.</w:t>
       </w:r>
     </w:p>
     <w:p>
@@ -550,7 +550,7 @@
         <w:rPr>
           <w:lang w:val="pt_PT" w:bidi="pt_PT"/>
         </w:rPr>
-        <w:t xml:space="preserve"> Jesus disse: "Sigam-me, e farei de vocês pescadores de pessoas".</w:t>
+        <w:t xml:space="preserve"> Jesus disse: “Sigam-me, e farei de vocês pescadores de pessoas”.</w:t>
       </w:r>
     </w:p>
     <w:p>
@@ -697,7 +697,7 @@
         <w:rPr>
           <w:lang w:val="pt_PT" w:bidi="pt_PT"/>
         </w:rPr>
-        <w:t xml:space="preserve"> "Por que está nos importunando, Jesus de Nazaré? Veio para nos destruir? Sei quem é você: o Santo de Deus!".</w:t>
+        <w:t xml:space="preserve"> "Por que está nos importunando, Jesus de Nazaré? Veio para nos destruir? Sei quem é você: o Santo de Deus!”.</w:t>
       </w:r>
     </w:p>
     <w:p>
@@ -718,7 +718,7 @@
         <w:rPr>
           <w:lang w:val="pt_PT" w:bidi="pt_PT"/>
         </w:rPr>
-        <w:t xml:space="preserve"> Jesus repreendeu o espírito imundo, dizendo: "Cale-se e saia dele".</w:t>
+        <w:t xml:space="preserve"> Jesus repreendeu o espírito imundo, dizendo: “Cale-se e saia dele”.</w:t>
       </w:r>
     </w:p>
     <w:p>
@@ -760,7 +760,7 @@
         <w:rPr>
           <w:lang w:val="pt_PT" w:bidi="pt_PT"/>
         </w:rPr>
-        <w:t xml:space="preserve"> Todos ficaram maravilhados e começaram a perguntar uns aos outros: "O que é isto? Um novo ensinamento com autoridade! Até os espíritos imundos obedecem às ordens dele!".</w:t>
+        <w:t xml:space="preserve"> Todos ficaram maravilhados e começaram a perguntar uns aos outros: “O que é isto? Um novo ensinamento com autoridade! Até os espíritos imundos obedecem às ordens dele!”.</w:t>
       </w:r>
     </w:p>
     <w:p>
@@ -970,7 +970,7 @@
         <w:rPr>
           <w:lang w:val="pt_PT" w:bidi="pt_PT"/>
         </w:rPr>
-        <w:t xml:space="preserve"> Quando o encontraram, disseram: "Todos estão à sua procura”.</w:t>
+        <w:t xml:space="preserve"> Quando o encontraram, disseram: “Todos estão à sua procura”.</w:t>
       </w:r>
     </w:p>
     <w:p>
@@ -991,7 +991,7 @@
         <w:rPr>
           <w:lang w:val="pt_PT" w:bidi="pt_PT"/>
         </w:rPr>
-        <w:t xml:space="preserve"> Ele respondeu: "Vamos a outros lugares, aos povoados vizinhos, para que eu possa pregar ali também, pois foi para isso que eu vim”.</w:t>
+        <w:t xml:space="preserve"> Ele respondeu: “Vamos a outros lugares, aos povoados vizinhos, para que eu possa pregar ali também, pois foi para isso que eu vim”.</w:t>
       </w:r>
     </w:p>
     <w:p>
@@ -1033,7 +1033,7 @@
         <w:rPr>
           <w:lang w:val="pt_PT" w:bidi="pt_PT"/>
         </w:rPr>
-        <w:t xml:space="preserve"> Um leproso veio, ajoelhou-se diante de Jesus e suplicou: "Se quiser, o senhor pode me curar".</w:t>
+        <w:t xml:space="preserve"> Um leproso veio, ajoelhou-se diante de Jesus e suplicou: “Se quiser, o senhor pode me curar”.</w:t>
       </w:r>
     </w:p>
     <w:p>
@@ -1054,7 +1054,7 @@
         <w:rPr>
           <w:lang w:val="pt_PT" w:bidi="pt_PT"/>
         </w:rPr>
-        <w:t xml:space="preserve"> Movido pela compaixão, Jesus estendeu a mão, tocou nele e disse: "Eu quero! Seja curado!".</w:t>
+        <w:t xml:space="preserve"> Movido pela compaixão, Jesus estendeu a mão, tocou nele e disse: “Eu quero! Seja curado!”.</w:t>
       </w:r>
     </w:p>
     <w:p>
@@ -1117,7 +1117,7 @@
         <w:rPr>
           <w:lang w:val="pt_PT" w:bidi="pt_PT"/>
         </w:rPr>
-        <w:t xml:space="preserve"> "Não conte nada a ninguém, mas vá, mostre-se ao sacerdote e apresente, como testemunho ao povo, a oferta que Moisés ordenou para sua purificação".</w:t>
+        <w:t xml:space="preserve"> "Não conte nada a ninguém, mas vá, mostre-se ao sacerdote e apresente, como testemunho ao povo, a oferta que Moisés ordenou para sua purificação”.</w:t>
       </w:r>
     </w:p>
     <w:p>
@@ -1259,7 +1259,7 @@
         <w:rPr>
           <w:lang w:val="pt_PT" w:bidi="pt_PT"/>
         </w:rPr>
-        <w:t xml:space="preserve"> Quando viu o tamanho da fé deles, Jesus disse ao paralítico: "Filho, seus pecados estão perdoados!".</w:t>
+        <w:t xml:space="preserve"> Quando viu o tamanho da fé deles, Jesus disse ao paralítico: “Filho, seus pecados estão perdoados!”.</w:t>
       </w:r>
     </w:p>
     <w:p>
@@ -1301,7 +1301,7 @@
         <w:rPr>
           <w:lang w:val="pt_PT" w:bidi="pt_PT"/>
         </w:rPr>
-        <w:t xml:space="preserve"> "Por que ele fala assim? Ele está blasfemando! Quem pode perdoar pecados senão Deus?".</w:t>
+        <w:t xml:space="preserve"> "Por que ele fala assim? Ele está blasfemando! Quem pode perdoar pecados senão Deus?”.</w:t>
       </w:r>
     </w:p>
     <w:p>
@@ -1322,7 +1322,7 @@
         <w:rPr>
           <w:lang w:val="pt_PT" w:bidi="pt_PT"/>
         </w:rPr>
-        <w:t xml:space="preserve"> Jesus logo percebeu o que eles estavam pensando e perguntou: "Por que vocês pensam assim em seu coração?</w:t>
+        <w:t xml:space="preserve"> Jesus logo percebeu o que eles estavam pensando e perguntou: “Por que vocês pensam assim em seu coração?</w:t>
       </w:r>
     </w:p>
     <w:p>
@@ -1343,7 +1343,7 @@
         <w:rPr>
           <w:lang w:val="pt_PT" w:bidi="pt_PT"/>
         </w:rPr>
-        <w:t xml:space="preserve"> O que é mais fácil dizer ao paralítico: 'Seus pecados estão perdoados' ou 'Levante-se, pegue sua maca e ande'?</w:t>
+        <w:t xml:space="preserve"> O que é mais fácil dizer ao paralítico: ‘Seus pecados estão perdoados’ ou ‘Levante-se, pegue sua maca e ande’?</w:t>
       </w:r>
     </w:p>
     <w:p>
@@ -1364,7 +1364,7 @@
         <w:rPr>
           <w:lang w:val="pt_PT" w:bidi="pt_PT"/>
         </w:rPr>
-        <w:t xml:space="preserve"> Mas, para que saibam que o Filho do Homem tem autoridade na terra para perdoar pecados", disse ao paralítico:</w:t>
+        <w:t xml:space="preserve"> Mas, para que saibam que o Filho do Homem tem autoridade na terra para perdoar pecados”, disse ao paralítico:</w:t>
       </w:r>
     </w:p>
     <w:p>
@@ -1385,7 +1385,7 @@
         <w:rPr>
           <w:lang w:val="pt_PT" w:bidi="pt_PT"/>
         </w:rPr>
-        <w:t xml:space="preserve"> "Levante-se, pegue sua maca e vá para casa!".</w:t>
+        <w:t xml:space="preserve"> "Levante-se, pegue sua maca e vá para casa!”.</w:t>
       </w:r>
     </w:p>
     <w:p>
@@ -1406,7 +1406,7 @@
         <w:rPr>
           <w:lang w:val="pt_PT" w:bidi="pt_PT"/>
         </w:rPr>
-        <w:t xml:space="preserve"> Imediatamente, o homem se levantou, pegou sua maca e saiu diante de todos, que ficaram admirados e louvaram a Deus, exclamando: "Nunca vimos nada igual!".</w:t>
+        <w:t xml:space="preserve"> Imediatamente, o homem se levantou, pegou sua maca e saiu diante de todos, que ficaram admirados e louvaram a Deus, exclamando: “Nunca vimos nada igual!”.</w:t>
       </w:r>
     </w:p>
     <w:p>
@@ -1448,7 +1448,7 @@
         <w:rPr>
           <w:lang w:val="pt_PT" w:bidi="pt_PT"/>
         </w:rPr>
-        <w:t xml:space="preserve"> Enquanto caminhava pela praia, viu Levi, filho de Alfeu, sentado na coletoria. "Siga-me", disse-lhe Jesus. Levi levantou-se e o seguiu.</w:t>
+        <w:t xml:space="preserve"> Enquanto caminhava pela praia, viu Levi, filho de Alfeu, sentado na coletoria. “Siga-me”, disse-lhe Jesus. Levi levantou-se e o seguiu.</w:t>
       </w:r>
     </w:p>
     <w:p>
@@ -1490,7 +1490,7 @@
         <w:rPr>
           <w:lang w:val="pt_PT" w:bidi="pt_PT"/>
         </w:rPr>
-        <w:t xml:space="preserve"> Quando os mestres da lei, que eram fariseus, viram Jesus comendo com cobradores de impostos e pecadores, perguntaram aos discípulos: "Por que ele come com cobradores de impostos e pecadores?".</w:t>
+        <w:t xml:space="preserve"> Quando os mestres da lei, que eram fariseus, viram Jesus comendo com cobradores de impostos e pecadores, perguntaram aos discípulos: “Por que ele come com cobradores de impostos e pecadores?”.</w:t>
       </w:r>
     </w:p>
     <w:p>
@@ -1511,7 +1511,7 @@
         <w:rPr>
           <w:lang w:val="pt_PT" w:bidi="pt_PT"/>
         </w:rPr>
-        <w:t xml:space="preserve"> Ao ouvir isso, Jesus lhes disse: "Não são os que têm saúde que precisam de médico, mas sim os doentes. Não vim para chamar justos, mas pecadores".</w:t>
+        <w:t xml:space="preserve"> Ao ouvir isso, Jesus lhes disse: “Não são os que têm saúde que precisam de médico, mas sim os doentes. Não vim para chamar justos, mas pecadores”.</w:t>
       </w:r>
     </w:p>
     <w:p>
@@ -1616,7 +1616,7 @@
         <w:rPr>
           <w:lang w:val="pt_PT" w:bidi="pt_PT"/>
         </w:rPr>
-        <w:t xml:space="preserve"> E ninguém põe vinho novo em odre de couro velho, pois o vinho rebenta o odre, e tanto o vinho quanto o odre se estragam. Põe-se vinho novo em odre novo".</w:t>
+        <w:t xml:space="preserve"> E ninguém põe vinho novo em odre de couro velho, pois o vinho rebenta o odre, e tanto o vinho quanto o odre se estragam. Põe-se vinho novo em odre novo”.</w:t>
       </w:r>
     </w:p>
     <w:p>
@@ -1700,7 +1700,7 @@
         <w:rPr>
           <w:lang w:val="pt_PT" w:bidi="pt_PT"/>
         </w:rPr>
-        <w:t xml:space="preserve"> Nos dias do sumo sacerdote Abiatar, Davi entrou na casa de Deus e comeu os pães sagrados que só os sacerdotes tinham permissão de comer e os deu também aos seus companheiros".</w:t>
+        <w:t xml:space="preserve"> Nos dias do sumo sacerdote Abiatar, Davi entrou na casa de Deus e comeu os pães sagrados que só os sacerdotes tinham permissão de comer e os deu também aos seus companheiros”.</w:t>
       </w:r>
     </w:p>
     <w:p>
@@ -1742,7 +1742,7 @@
         <w:rPr>
           <w:lang w:val="pt_PT" w:bidi="pt_PT"/>
         </w:rPr>
-        <w:t xml:space="preserve"> Portanto, o Filho do Homem é senhor até mesmo do sábado!".</w:t>
+        <w:t xml:space="preserve"> Portanto, o Filho do Homem é senhor até mesmo do sábado!”.</w:t>
       </w:r>
     </w:p>
     <w:p>
@@ -1821,7 +1821,7 @@
         <w:rPr>
           <w:lang w:val="pt_PT" w:bidi="pt_PT"/>
         </w:rPr>
-        <w:t xml:space="preserve"> Jesus disse ao homem com a mão atrofiada: “Levante-se e venha para o meio".</w:t>
+        <w:t xml:space="preserve"> Jesus disse ao homem com a mão atrofiada: “Levante-se e venha para o meio”.</w:t>
       </w:r>
     </w:p>
     <w:p>
@@ -2115,7 +2115,7 @@
         <w:rPr>
           <w:lang w:val="pt_PT" w:bidi="pt_PT"/>
         </w:rPr>
-        <w:t xml:space="preserve"> Tiago, filho de Zebedeu, e João, irmão de Tiago, aos quais deu o nome de Boanerges, que significa "filhos do trovão",</w:t>
+        <w:t xml:space="preserve"> Tiago, filho de Zebedeu, e João, irmão de Tiago, aos quais deu o nome de Boanerges, que significa “filhos do trovão”,</w:t>
       </w:r>
     </w:p>
     <w:p>
@@ -2220,7 +2220,7 @@
         <w:rPr>
           <w:lang w:val="pt_PT" w:bidi="pt_PT"/>
         </w:rPr>
-        <w:t xml:space="preserve"> Mas os mestres da lei, que haviam descido de Jerusalém, diziam: "Ele está com Belzebu, príncipe dos demônios. É por ele que expulsa os demônios".</w:t>
+        <w:t xml:space="preserve"> Mas os mestres da lei, que haviam descido de Jerusalém, diziam: “Ele está com Belzebu, príncipe dos demônios. É por ele que expulsa os demônios”.</w:t>
       </w:r>
     </w:p>
     <w:p>
@@ -2367,7 +2367,7 @@
         <w:rPr>
           <w:lang w:val="pt_PT" w:bidi="pt_PT"/>
         </w:rPr>
-        <w:t xml:space="preserve"> mas quem blasfemar contra o Espírito Santo nunca será perdoado. É culpado de pecado eterno".</w:t>
+        <w:t xml:space="preserve"> mas quem blasfemar contra o Espírito Santo nunca será perdoado. É culpado de pecado eterno”.</w:t>
       </w:r>
     </w:p>
     <w:p>
@@ -2388,7 +2388,7 @@
         <w:rPr>
           <w:lang w:val="pt_PT" w:bidi="pt_PT"/>
         </w:rPr>
-        <w:t xml:space="preserve"> Ele falou isso porque diziam: "Ele está com um espírito imundo".</w:t>
+        <w:t xml:space="preserve"> Ele falou isso porque diziam: “Ele está com um espírito imundo”.</w:t>
       </w:r>
     </w:p>
     <w:p>
@@ -2430,7 +2430,7 @@
         <w:rPr>
           <w:lang w:val="pt_PT" w:bidi="pt_PT"/>
         </w:rPr>
-        <w:t xml:space="preserve"> Muitas pessoas estavam sentadas ao seu redor e lhe disseram: "Sua mãe e seus irmãos estão lá fora à sua procura".</w:t>
+        <w:t xml:space="preserve"> Muitas pessoas estavam sentadas ao seu redor e lhe disseram: “Sua mãe e seus irmãos estão lá fora à sua procura”.</w:t>
       </w:r>
     </w:p>
     <w:p>
@@ -2493,7 +2493,7 @@
         <w:rPr>
           <w:lang w:val="pt_PT" w:bidi="pt_PT"/>
         </w:rPr>
-        <w:t xml:space="preserve"> Todo aquele que faz a vontade de Deus é meu irmão, minha irmã e minha mãe".</w:t>
+        <w:t xml:space="preserve"> Todo aquele que faz a vontade de Deus é meu irmão, minha irmã e minha mãe”.</w:t>
       </w:r>
     </w:p>
     <w:p>
@@ -2677,7 +2677,7 @@
         <w:rPr>
           <w:lang w:val="pt_PT" w:bidi="pt_PT"/>
         </w:rPr>
-        <w:t xml:space="preserve"> Ainda outras caíram em terra boa e brotaram, cresceram e deram uma colheita a trinta, sessenta e até cem grãos por um!".</w:t>
+        <w:t xml:space="preserve"> Ainda outras caíram em terra boa e brotaram, cresceram e deram uma colheita a trinta, sessenta e até cem grãos por um!”.</w:t>
       </w:r>
     </w:p>
     <w:p>
@@ -2761,7 +2761,7 @@
         <w:rPr>
           <w:lang w:val="pt_PT" w:bidi="pt_PT"/>
         </w:rPr>
-        <w:t xml:space="preserve"> como está escrito: 'Vocês verão, mas não perceberão; vocês ouvirão, mas não entenderão. Do contrário, poderiam converter-se e ser perdoados!'".</w:t>
+        <w:t xml:space="preserve"> como está escrito: ‘Vocês verão, mas não perceberão; vocês ouvirão, mas não entenderão. Do contrário, poderiam converter-se e ser perdoados!’”.</w:t>
       </w:r>
     </w:p>
     <w:p>
@@ -2929,7 +2929,7 @@
         <w:rPr>
           <w:lang w:val="pt_PT" w:bidi="pt_PT"/>
         </w:rPr>
-        <w:t xml:space="preserve"> E outras são como a semente lançada em terra boa; são as que ouvem a palavra, recebem-na e dão uma colheita de trinta, sessenta e até cem vezes por um".</w:t>
+        <w:t xml:space="preserve"> E outras são como a semente lançada em terra boa; são as que ouvem a palavra, recebem-na e dão uma colheita de trinta, sessenta e até cem vezes por um”.</w:t>
       </w:r>
     </w:p>
     <w:p>
@@ -2950,7 +2950,7 @@
         <w:rPr>
           <w:lang w:val="pt_PT" w:bidi="pt_PT"/>
         </w:rPr>
-        <w:t xml:space="preserve"> Então Jesus lhes perguntou: "Alguém acenderia uma lâmpada para colocá-la debaixo de um cesto ou de uma cama? Não a colocaria num pedestal?</w:t>
+        <w:t xml:space="preserve"> Então Jesus lhes perguntou: “Alguém acenderia uma lâmpada para colocá-la debaixo de um cesto ou de uma cama? Não a colocaria num pedestal?</w:t>
       </w:r>
     </w:p>
     <w:p>
@@ -2992,7 +2992,7 @@
         <w:rPr>
           <w:lang w:val="pt_PT" w:bidi="pt_PT"/>
         </w:rPr>
-        <w:t xml:space="preserve"> Quem tem ouvidos para ouvir, ouça!".</w:t>
+        <w:t xml:space="preserve"> Quem tem ouvidos para ouvir, ouça!”.</w:t>
       </w:r>
     </w:p>
     <w:p>
@@ -3013,7 +3013,7 @@
         <w:rPr>
           <w:lang w:val="pt_PT" w:bidi="pt_PT"/>
         </w:rPr>
-        <w:t xml:space="preserve"> E ele lhes disse: "Cuidado com o que ouvem. Com a medida com que vocês medirem, serão medidos, e mais ainda lhes será acrescentado.</w:t>
+        <w:t xml:space="preserve"> E ele lhes disse: “Cuidado com o que ouvem. Com a medida com que vocês medirem, serão medidos, e mais ainda lhes será acrescentado.</w:t>
       </w:r>
     </w:p>
     <w:p>
@@ -3034,7 +3034,7 @@
         <w:rPr>
           <w:lang w:val="pt_PT" w:bidi="pt_PT"/>
         </w:rPr>
-        <w:t xml:space="preserve"> Pois aquele que tem, mais lhe será dado; mas aquele que não tem, até o pouco que tem lhe será tirado".</w:t>
+        <w:t xml:space="preserve"> Pois aquele que tem, mais lhe será dado; mas aquele que não tem, até o pouco que tem lhe será tirado”.</w:t>
       </w:r>
     </w:p>
     <w:p>
@@ -3055,7 +3055,7 @@
         <w:rPr>
           <w:lang w:val="pt_PT" w:bidi="pt_PT"/>
         </w:rPr>
-        <w:t xml:space="preserve"> Jesus também disse: "O reino de Deus é como um homem que lança a semente na terra.</w:t>
+        <w:t xml:space="preserve"> Jesus também disse: “O reino de Deus é como um homem que lança a semente na terra.</w:t>
       </w:r>
     </w:p>
     <w:p>
@@ -3118,7 +3118,7 @@
         <w:rPr>
           <w:lang w:val="pt_PT" w:bidi="pt_PT"/>
         </w:rPr>
-        <w:t xml:space="preserve"> Quando o fruto amadurece, o lavrador lhe passa a foice, pois chegou o tempo da colheita".</w:t>
+        <w:t xml:space="preserve"> Quando o fruto amadurece, o lavrador lhe passa a foice, pois chegou o tempo da colheita”.</w:t>
       </w:r>
     </w:p>
     <w:p>
@@ -3139,7 +3139,7 @@
         <w:rPr>
           <w:lang w:val="pt_PT" w:bidi="pt_PT"/>
         </w:rPr>
-        <w:t xml:space="preserve"> Jesus perguntou ainda: "Com o que podemos comparar o reino de Deus? Que parábola usaremos para descrevê-lo?</w:t>
+        <w:t xml:space="preserve"> Jesus perguntou ainda: “Com o que podemos comparar o reino de Deus? Que parábola usaremos para descrevê-lo?</w:t>
       </w:r>
     </w:p>
     <w:p>
@@ -3181,7 +3181,7 @@
         <w:rPr>
           <w:lang w:val="pt_PT" w:bidi="pt_PT"/>
         </w:rPr>
-        <w:t xml:space="preserve"> Mas, quando é plantada, cresce e se torna a maior de todas as plantas, com ramos tão grandes que as aves do céu podem fazer seus ninhos à sua sombra".</w:t>
+        <w:t xml:space="preserve"> Mas, quando é plantada, cresce e se torna a maior de todas as plantas, com ramos tão grandes que as aves do céu podem fazer seus ninhos à sua sombra”.</w:t>
       </w:r>
     </w:p>
     <w:p>
@@ -3785,7 +3785,7 @@
         <w:rPr>
           <w:lang w:val="pt_PT" w:bidi="pt_PT"/>
         </w:rPr>
-        <w:t xml:space="preserve"> Mas Jesus não permitiu e disse: "Vá para casa e conte à sua família tudo que o Senhor fez por você e como teve misericórdia de você".</w:t>
+        <w:t xml:space="preserve"> Mas Jesus não permitiu e disse: “Vá para casa e conte à sua família tudo que o Senhor fez por você e como teve misericórdia de você”.</w:t>
       </w:r>
     </w:p>
     <w:p>
@@ -3869,7 +3869,7 @@
         <w:rPr>
           <w:lang w:val="pt_PT" w:bidi="pt_PT"/>
         </w:rPr>
-        <w:t xml:space="preserve"> suplicando com insistência: "Minha filhinha está morrendo! Por favor, venha e ponha as mãos sobre ela para que seja curada e viva".</w:t>
+        <w:t xml:space="preserve"> suplicando com insistência: “Minha filhinha está morrendo! Por favor, venha e ponha as mãos sobre ela para que seja curada e viva”.</w:t>
       </w:r>
     </w:p>
     <w:p>
@@ -3974,7 +3974,7 @@
         <w:rPr>
           <w:lang w:val="pt_PT" w:bidi="pt_PT"/>
         </w:rPr>
-        <w:t xml:space="preserve"> porque dizia para si mesma: “Se eu apenas tocar em seu manto, ficarei curada".</w:t>
+        <w:t xml:space="preserve"> porque dizia para si mesma: “Se eu apenas tocar em seu manto, ficarei curada”.</w:t>
       </w:r>
     </w:p>
     <w:p>
@@ -4037,7 +4037,7 @@
         <w:rPr>
           <w:lang w:val="pt_PT" w:bidi="pt_PT"/>
         </w:rPr>
-        <w:t xml:space="preserve"> Os discípulos responderam: “O senhor vê a multidão aglomerada ao seu redor e ainda pergunta: ‘Quem tocou em mim?'".</w:t>
+        <w:t xml:space="preserve"> Os discípulos responderam: “O senhor vê a multidão aglomerada ao seu redor e ainda pergunta: ‘Quem tocou em mim?’”.</w:t>
       </w:r>
     </w:p>
     <w:p>
@@ -4100,7 +4100,7 @@
         <w:rPr>
           <w:lang w:val="pt_PT" w:bidi="pt_PT"/>
         </w:rPr>
-        <w:t xml:space="preserve"> E ele lhe disse: “Filha, a sua fé a curou! Vá em paz e fique livre de seu sofrimento".</w:t>
+        <w:t xml:space="preserve"> E ele lhe disse: “Filha, a sua fé a curou! Vá em paz e fique livre de seu sofrimento”.</w:t>
       </w:r>
     </w:p>
     <w:p>
@@ -4205,7 +4205,7 @@
         <w:rPr>
           <w:lang w:val="pt_PT" w:bidi="pt_PT"/>
         </w:rPr>
-        <w:t xml:space="preserve"> Ele entrou e perguntou: "Por que todo esse tumulto e lamento? A criança não morreu, mas apenas dorme".</w:t>
+        <w:t xml:space="preserve"> Ele entrou e perguntou: “Por que todo esse tumulto e lamento? A criança não morreu, mas apenas dorme”.</w:t>
       </w:r>
     </w:p>
     <w:p>
@@ -4347,7 +4347,7 @@
         <w:rPr>
           <w:lang w:val="pt_PT" w:bidi="pt_PT"/>
         </w:rPr>
-        <w:t xml:space="preserve"> Quando chegou o sábado, começou a ensinar na sinagoga, e muitos, ao ouvi-lo, ficaram admirados e perguntavam: "De onde vêm estas coisas? Que sabedoria é esta que lhe foi dada? Como ele faz esses milagres?</w:t>
+        <w:t xml:space="preserve"> Quando chegou o sábado, começou a ensinar na sinagoga, e muitos, ao ouvi-lo, ficaram admirados e perguntavam: “De onde vêm estas coisas? Que sabedoria é esta que lhe foi dada? Como ele faz esses milagres?</w:t>
       </w:r>
     </w:p>
     <w:p>
@@ -4368,7 +4368,7 @@
         <w:rPr>
           <w:lang w:val="pt_PT" w:bidi="pt_PT"/>
         </w:rPr>
-        <w:t xml:space="preserve"> Ele não é o carpinteiro, filho de Maria e irmão de Tiago, José, Judas e Simão? E suas irmãs não estão aqui entre nós?". E escandalizaram-se com ele.</w:t>
+        <w:t xml:space="preserve"> Ele não é o carpinteiro, filho de Maria e irmão de Tiago, José, Judas e Simão? E suas irmãs não estão aqui entre nós?”. E escandalizaram-se com ele.</w:t>
       </w:r>
     </w:p>
     <w:p>
@@ -4389,7 +4389,7 @@
         <w:rPr>
           <w:lang w:val="pt_PT" w:bidi="pt_PT"/>
         </w:rPr>
-        <w:t xml:space="preserve"> Então Jesus lhes disse: “Não há profeta sem honra, exceto em sua própria cidade, entre seus parentes e sua própria família".</w:t>
+        <w:t xml:space="preserve"> Então Jesus lhes disse: “Não há profeta sem honra, exceto em sua própria cidade, entre seus parentes e sua própria família”.</w:t>
       </w:r>
     </w:p>
     <w:p>
@@ -4515,7 +4515,7 @@
         <w:rPr>
           <w:lang w:val="pt_PT" w:bidi="pt_PT"/>
         </w:rPr>
-        <w:t xml:space="preserve"> Ele disse: "Em qualquer casa que entrarem, fiquem nela até partirem da cidade.</w:t>
+        <w:t xml:space="preserve"> Ele disse: “Em qualquer casa que entrarem, fiquem nela até partirem da cidade.</w:t>
       </w:r>
     </w:p>
     <w:p>
@@ -4536,7 +4536,7 @@
         <w:rPr>
           <w:lang w:val="pt_PT" w:bidi="pt_PT"/>
         </w:rPr>
-        <w:t xml:space="preserve"> E, se algum povoado não os receber nem os ouvir, sacudam a poeira dos pés quando saírem como testemunho contra eles".</w:t>
+        <w:t xml:space="preserve"> E, se algum povoado não os receber nem os ouvir, sacudam a poeira dos pés quando saírem como testemunho contra eles”.</w:t>
       </w:r>
     </w:p>
     <w:p>
@@ -4599,7 +4599,7 @@
         <w:rPr>
           <w:lang w:val="pt_PT" w:bidi="pt_PT"/>
         </w:rPr>
-        <w:t xml:space="preserve"> O rei Herodes soube disso, pois o nome de Jesus havia se tornado conhecido. Alguns diziam: "João Batista ressuscitou dos mortos. Por isso tais milagres operam nele".</w:t>
+        <w:t xml:space="preserve"> O rei Herodes soube disso, pois o nome de Jesus havia se tornado conhecido. Alguns diziam: “João Batista ressuscitou dos mortos. Por isso tais milagres operam nele”.</w:t>
       </w:r>
     </w:p>
     <w:p>
@@ -4641,7 +4641,7 @@
         <w:rPr>
           <w:lang w:val="pt_PT" w:bidi="pt_PT"/>
         </w:rPr>
-        <w:t xml:space="preserve"> Quando ouviu isso, Herodes disse: “É João, a quem mandei decapitar, que ressuscitou dos mortos".</w:t>
+        <w:t xml:space="preserve"> Quando ouviu isso, Herodes disse: “É João, a quem mandei decapitar, que ressuscitou dos mortos”.</w:t>
       </w:r>
     </w:p>
     <w:p>
@@ -4683,7 +4683,7 @@
         <w:rPr>
           <w:lang w:val="pt_PT" w:bidi="pt_PT"/>
         </w:rPr>
-        <w:t xml:space="preserve"> João dizia a Herodes: “Não lhe é lícito viver com a mulher de seu irmão".</w:t>
+        <w:t xml:space="preserve"> João dizia a Herodes: “Não lhe é lícito viver com a mulher de seu irmão”.</w:t>
       </w:r>
     </w:p>
     <w:p>
@@ -4788,7 +4788,7 @@
         <w:rPr>
           <w:lang w:val="pt_PT" w:bidi="pt_PT"/>
         </w:rPr>
-        <w:t xml:space="preserve"> E prometeu, sob juramento: "Seja o que for que você me pedir, eu lhe darei, até a metade do meu reino".</w:t>
+        <w:t xml:space="preserve"> E prometeu, sob juramento: “Seja o que for que você me pedir, eu lhe darei, até a metade do meu reino”.</w:t>
       </w:r>
     </w:p>
     <w:p>
@@ -4830,7 +4830,7 @@
         <w:rPr>
           <w:lang w:val="pt_PT" w:bidi="pt_PT"/>
         </w:rPr>
-        <w:t xml:space="preserve"> A jovem voltou depressa ao rei e pediu: “Eu quero a cabeça de João Batista agora mesmo numa bandeja!".</w:t>
+        <w:t xml:space="preserve"> A jovem voltou depressa ao rei e pediu: “Eu quero a cabeça de João Batista agora mesmo numa bandeja!”.</w:t>
       </w:r>
     </w:p>
     <w:p>
@@ -4956,7 +4956,7 @@
         <w:rPr>
           <w:lang w:val="pt_PT" w:bidi="pt_PT"/>
         </w:rPr>
-        <w:t xml:space="preserve"> Então Jesus lhes disse: "Venham comigo para um lugar tranquilo e descansem um pouco", pois muita gente ia e vinha, a ponto de não terem tempo para comer.</w:t>
+        <w:t xml:space="preserve"> Então Jesus lhes disse: “Venham comigo para um lugar tranquilo e descansem um pouco”, pois muita gente ia e vinha, a ponto de não terem tempo para comer.</w:t>
       </w:r>
     </w:p>
     <w:p>
@@ -5061,7 +5061,7 @@
         <w:rPr>
           <w:lang w:val="pt_PT" w:bidi="pt_PT"/>
         </w:rPr>
-        <w:t xml:space="preserve"> Mande o povo embora para que possa ir aos campos e povoados próximos e comprar algo para comer".</w:t>
+        <w:t xml:space="preserve"> Mande o povo embora para que possa ir aos campos e povoados próximos e comprar algo para comer”.</w:t>
       </w:r>
     </w:p>
     <w:p>
@@ -5082,7 +5082,7 @@
         <w:rPr>
           <w:lang w:val="pt_PT" w:bidi="pt_PT"/>
         </w:rPr>
-        <w:t xml:space="preserve"> Mas ele disse: “Deem vocês mesmos alimento a eles". Eles disseram: “Teríamos de gastar muito dinheiro para comprar comida para essa multidão!”.</w:t>
+        <w:t xml:space="preserve"> Mas ele disse: “Deem vocês mesmos alimento a eles”. Eles disseram: “Teríamos de gastar muito dinheiro para comprar comida para essa multidão!”.</w:t>
       </w:r>
     </w:p>
     <w:p>
@@ -5103,7 +5103,7 @@
         <w:rPr>
           <w:lang w:val="pt_PT" w:bidi="pt_PT"/>
         </w:rPr>
-        <w:t xml:space="preserve"> Ele perguntou: “Quantos pães vocês têm? Verifiquem”. Quando voltaram, disseram: "Cinco pães e dois peixes".</w:t>
+        <w:t xml:space="preserve"> Ele perguntou: “Quantos pães vocês têm? Verifiquem”. Quando voltaram, disseram: “Cinco pães e dois peixes”.</w:t>
       </w:r>
     </w:p>
     <w:p>
@@ -5355,7 +5355,7 @@
         <w:rPr>
           <w:lang w:val="pt_PT" w:bidi="pt_PT"/>
         </w:rPr>
-        <w:t xml:space="preserve"> Todos o viram e ficaram aterrorizados. Mas Jesus imediatamente falou com eles e disse: "Coragem! Sou eu! Não tenham medo!".</w:t>
+        <w:t xml:space="preserve"> Todos o viram e ficaram aterrorizados. Mas Jesus imediatamente falou com eles e disse: “Coragem! Sou eu! Não tenham medo!”.</w:t>
       </w:r>
     </w:p>
     <w:p>
@@ -5602,7 +5602,7 @@
         <w:rPr>
           <w:lang w:val="pt_PT" w:bidi="pt_PT"/>
         </w:rPr>
-        <w:t xml:space="preserve"> Então os fariseus e os mestres da lei o interrogaram: "Por que os seus discípulos não seguem a tradição dos líderes religiosos, em vez de comerem sem lavar as mãos?".</w:t>
+        <w:t xml:space="preserve"> Então os fariseus e os mestres da lei o interrogaram: “Por que os seus discípulos não seguem a tradição dos líderes religiosos, em vez de comerem sem lavar as mãos?”.</w:t>
       </w:r>
     </w:p>
     <w:p>
@@ -5623,7 +5623,7 @@
         <w:rPr>
           <w:lang w:val="pt_PT" w:bidi="pt_PT"/>
         </w:rPr>
-        <w:t xml:space="preserve"> Jesus respondeu: "Isaías tinha razão quando profetizou sobre vocês, hipócritas, como está escrito: 'Este povo me honra com a boca, mas o coração está longe de mim.</w:t>
+        <w:t xml:space="preserve"> Jesus respondeu: “Isaías tinha razão quando profetizou sobre vocês, hipócritas, como está escrito: ‘Este povo me honra com a boca, mas o coração está longe de mim.</w:t>
       </w:r>
     </w:p>
     <w:p>
@@ -5644,7 +5644,7 @@
         <w:rPr>
           <w:lang w:val="pt_PT" w:bidi="pt_PT"/>
         </w:rPr>
-        <w:t xml:space="preserve"> Vocês me adoram em vão, pois ensinam doutrinas que são preceitos de homens'.</w:t>
+        <w:t xml:space="preserve"> Vocês me adoram em vão, pois ensinam doutrinas que são preceitos de homens’.</w:t>
       </w:r>
     </w:p>
     <w:p>
@@ -5665,7 +5665,7 @@
         <w:rPr>
           <w:lang w:val="pt_PT" w:bidi="pt_PT"/>
         </w:rPr>
-        <w:t xml:space="preserve"> Vocês desprezam os mandamentos de Deus e guardam a tradição dos homens".</w:t>
+        <w:t xml:space="preserve"> Vocês desprezam os mandamentos de Deus e guardam a tradição dos homens”.</w:t>
       </w:r>
     </w:p>
     <w:p>
@@ -5686,7 +5686,7 @@
         <w:rPr>
           <w:lang w:val="pt_PT" w:bidi="pt_PT"/>
         </w:rPr>
-        <w:t xml:space="preserve"> E disse ainda: "Vocês rejeitam com habilidade os mandamentos de Deus para guardar as suas tradições.</w:t>
+        <w:t xml:space="preserve"> E disse ainda: “Vocês rejeitam com habilidade os mandamentos de Deus para guardar as suas tradições.</w:t>
       </w:r>
     </w:p>
     <w:p>
@@ -5707,7 +5707,7 @@
         <w:rPr>
           <w:lang w:val="pt_PT" w:bidi="pt_PT"/>
         </w:rPr>
-        <w:t xml:space="preserve"> Pois Moisés disse: 'Honre seu pai e sua mãe' e 'Quem amaldiçoar seu pai ou sua mãe será punido com a morte'.</w:t>
+        <w:t xml:space="preserve"> Pois Moisés disse: ‘Honre seu pai e sua mãe’ e ‘Quem amaldiçoar seu pai ou sua mãe será punido com a morte’.</w:t>
       </w:r>
     </w:p>
     <w:p>
@@ -5728,7 +5728,7 @@
         <w:rPr>
           <w:lang w:val="pt_PT" w:bidi="pt_PT"/>
         </w:rPr>
-        <w:t xml:space="preserve"> Mas vocês dizem que alguém pode dizer aos seus pais: 'Aquilo que poderiam receber de mim é Corbã, isto é, uma oferta para Deus'.</w:t>
+        <w:t xml:space="preserve"> Mas vocês dizem que alguém pode dizer aos seus pais: ‘Aquilo que poderiam receber de mim é Corbã, isto é, uma oferta para Deus’.</w:t>
       </w:r>
     </w:p>
     <w:p>
@@ -5770,7 +5770,7 @@
         <w:rPr>
           <w:lang w:val="pt_PT" w:bidi="pt_PT"/>
         </w:rPr>
-        <w:t xml:space="preserve"> anulando a palavra de Deus por meio da tradição que vocês mesmos transmitiram. E fazem muitas outras coisas semelhantes".</w:t>
+        <w:t xml:space="preserve"> anulando a palavra de Deus por meio da tradição que vocês mesmos transmitiram. E fazem muitas outras coisas semelhantes”.</w:t>
       </w:r>
     </w:p>
     <w:p>
@@ -5791,7 +5791,7 @@
         <w:rPr>
           <w:lang w:val="pt_PT" w:bidi="pt_PT"/>
         </w:rPr>
-        <w:t xml:space="preserve"> Jesus chamou novamente a multidão e disse: "Ouçam-me todos com atenção e entendam.</w:t>
+        <w:t xml:space="preserve"> Jesus chamou novamente a multidão e disse: “Ouçam-me todos com atenção e entendam.</w:t>
       </w:r>
     </w:p>
     <w:p>
@@ -5812,7 +5812,7 @@
         <w:rPr>
           <w:lang w:val="pt_PT" w:bidi="pt_PT"/>
         </w:rPr>
-        <w:t xml:space="preserve"> Não há nada fora do homem que, entrando em seu corpo, possa torná-lo 'impuro', mas o que sai do homem é o que o torna 'impuro'".</w:t>
+        <w:t xml:space="preserve"> Não há nada fora do homem que, entrando em seu corpo, possa torná-lo ‘impuro’, mas o que sai do homem é o que o torna ‘impuro’”.</w:t>
       </w:r>
     </w:p>
     <w:p>
@@ -5854,7 +5854,7 @@
         <w:rPr>
           <w:lang w:val="pt_PT" w:bidi="pt_PT"/>
         </w:rPr>
-        <w:t xml:space="preserve"> Jesus perguntou: “Vocês também não entendem? Não percebem que o que entra no homem não pode torná-lo 'impuro'?</w:t>
+        <w:t xml:space="preserve"> Jesus perguntou: “Vocês também não entendem? Não percebem que o que entra no homem não pode torná-lo ‘impuro’?</w:t>
       </w:r>
     </w:p>
     <w:p>
@@ -5875,7 +5875,7 @@
         <w:rPr>
           <w:lang w:val="pt_PT" w:bidi="pt_PT"/>
         </w:rPr>
-        <w:t xml:space="preserve"> Pois não entra no coração, mas apenas no estômago, e depois é eliminado". Com isso, declarou que todos os alimentos são "puros".</w:t>
+        <w:t xml:space="preserve"> Pois não entra no coração, mas apenas no estômago, e depois é eliminado”. Com isso, declarou que todos os alimentos são “puros”.</w:t>
       </w:r>
     </w:p>
     <w:p>
@@ -5896,7 +5896,7 @@
         <w:rPr>
           <w:lang w:val="pt_PT" w:bidi="pt_PT"/>
         </w:rPr>
-        <w:t xml:space="preserve"> E acrescentou: “O que sai do homem é o que o torna 'impuro'.</w:t>
+        <w:t xml:space="preserve"> E acrescentou: “O que sai do homem é o que o torna ‘impuro’.</w:t>
       </w:r>
     </w:p>
     <w:p>
@@ -5959,7 +5959,7 @@
         <w:rPr>
           <w:lang w:val="pt_PT" w:bidi="pt_PT"/>
         </w:rPr>
-        <w:t xml:space="preserve"> Todas essas coisas ruins vêm de dentro e tornam o homem 'impuro'".</w:t>
+        <w:t xml:space="preserve"> Todas essas coisas ruins vêm de dentro e tornam o homem ‘impuro’”.</w:t>
       </w:r>
     </w:p>
     <w:p>
@@ -6043,7 +6043,7 @@
         <w:rPr>
           <w:lang w:val="pt_PT" w:bidi="pt_PT"/>
         </w:rPr>
-        <w:t xml:space="preserve"> Ele lhe disse: “Deixe que os filhos comam primeiro, porque não é certo tirar o pão das crianças e jogá-lo aos cachorrinhos".</w:t>
+        <w:t xml:space="preserve"> Ele lhe disse: “Deixe que os filhos comam primeiro, porque não é certo tirar o pão das crianças e jogá-lo aos cachorrinhos”.</w:t>
       </w:r>
     </w:p>
     <w:p>
@@ -6064,7 +6064,7 @@
         <w:rPr>
           <w:lang w:val="pt_PT" w:bidi="pt_PT"/>
         </w:rPr>
-        <w:t xml:space="preserve"> Ela respondeu: “Sim, Senhor, mas até os cachorrinhos, debaixo da mesa, comem as migalhas que caem dos pratos das crianças".</w:t>
+        <w:t xml:space="preserve"> Ela respondeu: “Sim, Senhor, mas até os cachorrinhos, debaixo da mesa, comem as migalhas que caem dos pratos das crianças”.</w:t>
       </w:r>
     </w:p>
     <w:p>
@@ -6085,7 +6085,7 @@
         <w:rPr>
           <w:lang w:val="pt_PT" w:bidi="pt_PT"/>
         </w:rPr>
-        <w:t xml:space="preserve"> Jesus disse: “Por causa da sua resposta, vá para casa, porque o demônio já saiu da sua filha".</w:t>
+        <w:t xml:space="preserve"> Jesus disse: “Por causa da sua resposta, vá para casa, porque o demônio já saiu da sua filha”.</w:t>
       </w:r>
     </w:p>
     <w:p>
@@ -6253,7 +6253,7 @@
         <w:rPr>
           <w:lang w:val="pt_PT" w:bidi="pt_PT"/>
         </w:rPr>
-        <w:t xml:space="preserve"> E ainda mais se admiravam, dizendo: "Ele faz tudo muito bem. Até faz o surdo ouvir e o mudo falar!".</w:t>
+        <w:t xml:space="preserve"> E ainda mais se admiravam, dizendo: “Ele faz tudo muito bem. Até faz o surdo ouvir e o mudo falar!”.</w:t>
       </w:r>
     </w:p>
     <w:p>
@@ -6332,7 +6332,7 @@
         <w:rPr>
           <w:lang w:val="pt_PT" w:bidi="pt_PT"/>
         </w:rPr>
-        <w:t xml:space="preserve"> Se eu os mandar para casa sem dar-lhes de comer, vão desfalecer pelo caminho; e alguns deles vieram de longe".</w:t>
+        <w:t xml:space="preserve"> Se eu os mandar para casa sem dar-lhes de comer, vão desfalecer pelo caminho; e alguns deles vieram de longe”.</w:t>
       </w:r>
     </w:p>
     <w:p>
@@ -6353,7 +6353,7 @@
         <w:rPr>
           <w:lang w:val="pt_PT" w:bidi="pt_PT"/>
         </w:rPr>
-        <w:t xml:space="preserve"> Os discípulos perguntaram: "Onde alguém conseguirá pão suficiente para saciar estas pessoas aqui neste deserto?".</w:t>
+        <w:t xml:space="preserve"> Os discípulos perguntaram: “Onde alguém conseguirá pão suficiente para saciar estas pessoas aqui neste deserto?”.</w:t>
       </w:r>
     </w:p>
     <w:p>
@@ -6374,7 +6374,7 @@
         <w:rPr>
           <w:lang w:val="pt_PT" w:bidi="pt_PT"/>
         </w:rPr>
-        <w:t xml:space="preserve"> Jesus perguntou: Quantos pães vocês têm?". Eles responderam: "Sete".</w:t>
+        <w:t xml:space="preserve"> Jesus perguntou: Quantos pães vocês têm?”. Eles responderam: “Sete”.</w:t>
       </w:r>
     </w:p>
     <w:p>
@@ -6521,7 +6521,7 @@
         <w:rPr>
           <w:lang w:val="pt_PT" w:bidi="pt_PT"/>
         </w:rPr>
-        <w:t xml:space="preserve"> Suspirando profundamente, Jesus disse: “Por que esta geração pede um sinal? Em verdade lhes digo que nenhum sinal lhe será dado".</w:t>
+        <w:t xml:space="preserve"> Suspirando profundamente, Jesus disse: “Por que esta geração pede um sinal? Em verdade lhes digo que nenhum sinal lhe será dado”.</w:t>
       </w:r>
     </w:p>
     <w:p>
@@ -6605,7 +6605,7 @@
         <w:rPr>
           <w:lang w:val="pt_PT" w:bidi="pt_PT"/>
         </w:rPr>
-        <w:t xml:space="preserve"> E os discípulos discutiam entre si: "É porque não temos pão".</w:t>
+        <w:t xml:space="preserve"> E os discípulos discutiam entre si: “É porque não temos pão”.</w:t>
       </w:r>
     </w:p>
     <w:p>
@@ -6668,7 +6668,7 @@
         <w:rPr>
           <w:lang w:val="pt_PT" w:bidi="pt_PT"/>
         </w:rPr>
-        <w:t xml:space="preserve"> Quando eu parti os cinco pães para os cinco mil, quantos cestos cheios de sobras vocês recolheram?". Eles responderam: “Doze”.</w:t>
+        <w:t xml:space="preserve"> Quando eu parti os cinco pães para os cinco mil, quantos cestos cheios de sobras vocês recolheram?”. Eles responderam: “Doze”.</w:t>
       </w:r>
     </w:p>
     <w:p>
@@ -6689,7 +6689,7 @@
         <w:rPr>
           <w:lang w:val="pt_PT" w:bidi="pt_PT"/>
         </w:rPr>
-        <w:t xml:space="preserve"> "E quando eu parti os sete pães para os quatro mil, quantos cestos cheios de sobras vocês recolheram?". Eles responderam: “Sete”.</w:t>
+        <w:t xml:space="preserve"> "E quando eu parti os sete pães para os quatro mil, quantos cestos cheios de sobras vocês recolheram?”. Eles responderam: “Sete”.</w:t>
       </w:r>
     </w:p>
     <w:p>
@@ -6710,7 +6710,7 @@
         <w:rPr>
           <w:lang w:val="pt_PT" w:bidi="pt_PT"/>
         </w:rPr>
-        <w:t xml:space="preserve"> E ele perguntou: "Vocês ainda não entendem?".</w:t>
+        <w:t xml:space="preserve"> E ele perguntou: “Vocês ainda não entendem?”.</w:t>
       </w:r>
     </w:p>
     <w:p>
@@ -6773,7 +6773,7 @@
         <w:rPr>
           <w:lang w:val="pt_PT" w:bidi="pt_PT"/>
         </w:rPr>
-        <w:t xml:space="preserve"> O homem levantou os olhos e respondeu: “Vejo pessoas, mas parecem árvores andando".</w:t>
+        <w:t xml:space="preserve"> O homem levantou os olhos e respondeu: “Vejo pessoas, mas parecem árvores andando”.</w:t>
       </w:r>
     </w:p>
     <w:p>
@@ -6815,7 +6815,7 @@
         <w:rPr>
           <w:lang w:val="pt_PT" w:bidi="pt_PT"/>
         </w:rPr>
-        <w:t xml:space="preserve"> E Jesus mandou-o para casa, recomendando: “Não entre no povoado".</w:t>
+        <w:t xml:space="preserve"> E Jesus mandou-o para casa, recomendando: “Não entre no povoado”.</w:t>
       </w:r>
     </w:p>
     <w:p>
@@ -6836,7 +6836,7 @@
         <w:rPr>
           <w:lang w:val="pt_PT" w:bidi="pt_PT"/>
         </w:rPr>
-        <w:t xml:space="preserve"> Jesus saiu com os discípulos para os povoados de Cesareia de Filipe. No caminho, ele os interrogou: "Quem o povo diz que eu sou?”.</w:t>
+        <w:t xml:space="preserve"> Jesus saiu com os discípulos para os povoados de Cesareia de Filipe. No caminho, ele os interrogou: “Quem o povo diz que eu sou?”.</w:t>
       </w:r>
     </w:p>
     <w:p>
@@ -6857,7 +6857,7 @@
         <w:rPr>
           <w:lang w:val="pt_PT" w:bidi="pt_PT"/>
         </w:rPr>
-        <w:t xml:space="preserve"> Eles lhe responderam: "João Batista; outros, Elias; e outros, um dos profetas".</w:t>
+        <w:t xml:space="preserve"> Eles lhe responderam: “João Batista; outros, Elias; e outros, um dos profetas”.</w:t>
       </w:r>
     </w:p>
     <w:p>
@@ -6878,7 +6878,7 @@
         <w:rPr>
           <w:lang w:val="pt_PT" w:bidi="pt_PT"/>
         </w:rPr>
-        <w:t xml:space="preserve"> "E vocês?", perguntou. "Quem dizem que eu sou?". Pedro respondeu: "O senhor é o Cristo".</w:t>
+        <w:t xml:space="preserve"> "E vocês?”, perguntou. “Quem dizem que eu sou?”. Pedro respondeu: “O senhor é o Cristo”.</w:t>
       </w:r>
     </w:p>
     <w:p>
@@ -6962,7 +6962,7 @@
         <w:rPr>
           <w:lang w:val="pt_PT" w:bidi="pt_PT"/>
         </w:rPr>
-        <w:t xml:space="preserve"> Mas Jesus se virou, olhou para os discípulos, repreendeu Pedro e disse: “Para trás de mim, Satanás! Você não compreende as coisas de Deus, mas as dos homens".</w:t>
+        <w:t xml:space="preserve"> Mas Jesus se virou, olhou para os discípulos, repreendeu Pedro e disse: “Para trás de mim, Satanás! Você não compreende as coisas de Deus, mas as dos homens”.</w:t>
       </w:r>
     </w:p>
     <w:p>
@@ -7067,7 +7067,7 @@
         <w:rPr>
           <w:lang w:val="pt_PT" w:bidi="pt_PT"/>
         </w:rPr>
-        <w:t xml:space="preserve"> Porque aquele que se envergonhar de mim e de minhas palavras nesta geração adúltera e pecadora, também o Filho do Homem se envergonhará dele quando voltar na glória de seu Pai com os santos anjos".</w:t>
+        <w:t xml:space="preserve"> Porque aquele que se envergonhar de mim e de minhas palavras nesta geração adúltera e pecadora, também o Filho do Homem se envergonhará dele quando voltar na glória de seu Pai com os santos anjos”.</w:t>
       </w:r>
     </w:p>
     <w:p>
@@ -7104,7 +7104,7 @@
         <w:rPr>
           <w:lang w:val="pt_PT" w:bidi="pt_PT"/>
         </w:rPr>
-        <w:t xml:space="preserve"> Jesus prosseguiu: "Em verdade lhes digo: alguns que aqui estão não provarão a morte antes de verem o reino de Deus vindo com poder".</w:t>
+        <w:t xml:space="preserve"> Jesus prosseguiu: “Em verdade lhes digo: alguns que aqui estão não provarão a morte antes de verem o reino de Deus vindo com poder”.</w:t>
       </w:r>
     </w:p>
     <w:p>
@@ -7188,7 +7188,7 @@
         <w:rPr>
           <w:lang w:val="pt_PT" w:bidi="pt_PT"/>
         </w:rPr>
-        <w:t xml:space="preserve"> Pedro respondeu a Jesus: "Rabi, é bom estarmos aqui. Vamos fazer três tendas: uma para o senhor, uma para Moisés e uma para Elias".</w:t>
+        <w:t xml:space="preserve"> Pedro respondeu a Jesus: “Rabi, é bom estarmos aqui. Vamos fazer três tendas: uma para o senhor, uma para Moisés e uma para Elias”.</w:t>
       </w:r>
     </w:p>
     <w:p>
@@ -7230,7 +7230,7 @@
         <w:rPr>
           <w:lang w:val="pt_PT" w:bidi="pt_PT"/>
         </w:rPr>
-        <w:t xml:space="preserve"> Então apareceu uma nuvem que os cobriu com sombra, e da nuvem saiu uma voz: "Este é meu Filho amado. Ouçam o que ele diz!".</w:t>
+        <w:t xml:space="preserve"> Então apareceu uma nuvem que os cobriu com sombra, e da nuvem saiu uma voz: “Este é meu Filho amado. Ouçam o que ele diz!”.</w:t>
       </w:r>
     </w:p>
     <w:p>
@@ -7293,7 +7293,7 @@
         <w:rPr>
           <w:lang w:val="pt_PT" w:bidi="pt_PT"/>
         </w:rPr>
-        <w:t xml:space="preserve"> Eles guardaram entre si o que tinham visto, perguntando-se o que significava "ressuscitar dos mortos".</w:t>
+        <w:t xml:space="preserve"> Eles guardaram entre si o que tinham visto, perguntando-se o que significava “ressuscitar dos mortos”.</w:t>
       </w:r>
     </w:p>
     <w:p>
@@ -7356,7 +7356,7 @@
         <w:rPr>
           <w:lang w:val="pt_PT" w:bidi="pt_PT"/>
         </w:rPr>
-        <w:t xml:space="preserve"> Eu, porém, digo a vocês: Elias já veio, e fizeram com ele tudo o que quiseram, conforme está escrito a seu respeito".</w:t>
+        <w:t xml:space="preserve"> Eu, porém, digo a vocês: Elias já veio, e fizeram com ele tudo o que quiseram, conforme está escrito a seu respeito”.</w:t>
       </w:r>
     </w:p>
     <w:p>
@@ -7461,7 +7461,7 @@
         <w:rPr>
           <w:lang w:val="pt_PT" w:bidi="pt_PT"/>
         </w:rPr>
-        <w:t xml:space="preserve"> E sempre que o espírito se apodera dele, atira-o ao chão; e ele espuma pela boca, range os dentes e definha. Pedi aos seus discípulos que expulsassem o espírito, mas não puderam".</w:t>
+        <w:t xml:space="preserve"> E sempre que o espírito se apodera dele, atira-o ao chão; e ele espuma pela boca, range os dentes e definha. Pedi aos seus discípulos que expulsassem o espírito, mas não puderam”.</w:t>
       </w:r>
     </w:p>
     <w:p>
@@ -7482,7 +7482,7 @@
         <w:rPr>
           <w:lang w:val="pt_PT" w:bidi="pt_PT"/>
         </w:rPr>
-        <w:t xml:space="preserve"> Jesus disse: “Ó geração incrédula, até quando estarei com vocês? Até quando terei de suportá-los? Tragam o menino até aqui".</w:t>
+        <w:t xml:space="preserve"> Jesus disse: “Ó geração incrédula, até quando estarei com vocês? Até quando terei de suportá-los? Tragam o menino até aqui”.</w:t>
       </w:r>
     </w:p>
     <w:p>
@@ -7545,7 +7545,7 @@
         <w:rPr>
           <w:lang w:val="pt_PT" w:bidi="pt_PT"/>
         </w:rPr>
-        <w:t xml:space="preserve"> E muitas vezes o faz cair no fogo e na água para matá-lo. Mas, se o senhor puder fazer alguma coisa, tenha compaixão de nós e ajude-nos".</w:t>
+        <w:t xml:space="preserve"> E muitas vezes o faz cair no fogo e na água para matá-lo. Mas, se o senhor puder fazer alguma coisa, tenha compaixão de nós e ajude-nos”.</w:t>
       </w:r>
     </w:p>
     <w:p>
@@ -7566,7 +7566,7 @@
         <w:rPr>
           <w:lang w:val="pt_PT" w:bidi="pt_PT"/>
         </w:rPr>
-        <w:t xml:space="preserve"> Jesus lhe disse: “Se eu puder? Tudo é possível ao que crê".</w:t>
+        <w:t xml:space="preserve"> Jesus lhe disse: “Se eu puder? Tudo é possível ao que crê”.</w:t>
       </w:r>
     </w:p>
     <w:p>
@@ -7692,7 +7692,7 @@
         <w:rPr>
           <w:lang w:val="pt_PT" w:bidi="pt_PT"/>
         </w:rPr>
-        <w:t xml:space="preserve"> Jesus respondeu: “Esse tipo de espírito só pode sair por meio da oração [e do jejum]".</w:t>
+        <w:t xml:space="preserve"> Jesus respondeu: “Esse tipo de espírito só pode sair por meio da oração [e do jejum]”.</w:t>
       </w:r>
     </w:p>
     <w:p>
@@ -7734,7 +7734,7 @@
         <w:rPr>
           <w:lang w:val="pt_PT" w:bidi="pt_PT"/>
         </w:rPr>
-        <w:t xml:space="preserve"> pois ensinava seus discípulos e lhes dizia: “O Filho do Homem será entregue nas mãos dos homens e será morto, e três dias depois ressuscitará".</w:t>
+        <w:t xml:space="preserve"> pois ensinava seus discípulos e lhes dizia: “O Filho do Homem será entregue nas mãos dos homens e será morto, e três dias depois ressuscitará”.</w:t>
       </w:r>
     </w:p>
     <w:p>
@@ -7860,7 +7860,7 @@
         <w:rPr>
           <w:lang w:val="pt_PT" w:bidi="pt_PT"/>
         </w:rPr>
-        <w:t xml:space="preserve"> "Quem receber uma destas crianças em meu nome, recebe a mim; e quem me receber, não recebe apenas a mim, mas também aquele que me enviou".</w:t>
+        <w:t xml:space="preserve"> "Quem receber uma destas crianças em meu nome, recebe a mim; e quem me receber, não recebe apenas a mim, mas também aquele que me enviou”.</w:t>
       </w:r>
     </w:p>
     <w:p>
@@ -7881,7 +7881,7 @@
         <w:rPr>
           <w:lang w:val="pt_PT" w:bidi="pt_PT"/>
         </w:rPr>
-        <w:t xml:space="preserve"> João disse: "Mestre, vimos alguém expulsando demônios em seu nome e tentamos impedi-lo, porque ele não nos segue".</w:t>
+        <w:t xml:space="preserve"> João disse: “Mestre, vimos alguém expulsando demônios em seu nome e tentamos impedi-lo, porque ele não nos segue”.</w:t>
       </w:r>
     </w:p>
     <w:p>
@@ -7902,7 +7902,7 @@
         <w:rPr>
           <w:lang w:val="pt_PT" w:bidi="pt_PT"/>
         </w:rPr>
-        <w:t xml:space="preserve"> "Não o impeçam", disse Jesus, "porque ninguém que faça milagres em meu nome poderá falar mal de mim logo em seguida.</w:t>
+        <w:t xml:space="preserve"> "Não o impeçam”, disse Jesus, “porque ninguém que faça milagres em meu nome poderá falar mal de mim logo em seguida.</w:t>
       </w:r>
     </w:p>
     <w:p>
@@ -8091,7 +8091,7 @@
         <w:rPr>
           <w:lang w:val="pt_PT" w:bidi="pt_PT"/>
         </w:rPr>
-        <w:t xml:space="preserve"> O sal é bom, mas, se vier a ficar insípido, como lhe restaurar o sabor? Tenham sal em vocês mesmos e vivam em paz uns com os outros".</w:t>
+        <w:t xml:space="preserve"> O sal é bom, mas, se vier a ficar insípido, como lhe restaurar o sabor? Tenham sal em vocês mesmos e vivam em paz uns com os outros”.</w:t>
       </w:r>
     </w:p>
     <w:p>
@@ -8233,7 +8233,7 @@
         <w:rPr>
           <w:lang w:val="pt_PT" w:bidi="pt_PT"/>
         </w:rPr>
-        <w:t xml:space="preserve"> Porém, desde o princípio da criação, Deus 'os fez homem e mulher'.</w:t>
+        <w:t xml:space="preserve"> Porém, desde o princípio da criação, Deus ‘os fez homem e mulher’.</w:t>
       </w:r>
     </w:p>
     <w:p>
@@ -8275,7 +8275,7 @@
         <w:rPr>
           <w:lang w:val="pt_PT" w:bidi="pt_PT"/>
         </w:rPr>
-        <w:t xml:space="preserve"> e os dois se tornarão uma só carne. Assim, já não são dois, mas uma só carne'.</w:t>
+        <w:t xml:space="preserve"> e os dois se tornarão uma só carne. Assim, já não são dois, mas uma só carne’.</w:t>
       </w:r>
     </w:p>
     <w:p>
@@ -8296,7 +8296,7 @@
         <w:rPr>
           <w:lang w:val="pt_PT" w:bidi="pt_PT"/>
         </w:rPr>
-        <w:t xml:space="preserve"> Portanto, ninguém separe o que Deus uniu".</w:t>
+        <w:t xml:space="preserve"> Portanto, ninguém separe o que Deus uniu”.</w:t>
       </w:r>
     </w:p>
     <w:p>
@@ -8359,7 +8359,7 @@
         <w:rPr>
           <w:lang w:val="pt_PT" w:bidi="pt_PT"/>
         </w:rPr>
-        <w:t xml:space="preserve"> E, se a mulher se divorciar do marido e se casar com outro homem, ela também comete adultério".</w:t>
+        <w:t xml:space="preserve"> E, se a mulher se divorciar do marido e se casar com outro homem, ela também comete adultério”.</w:t>
       </w:r>
     </w:p>
     <w:p>
@@ -8422,7 +8422,7 @@
         <w:rPr>
           <w:lang w:val="pt_PT" w:bidi="pt_PT"/>
         </w:rPr>
-        <w:t xml:space="preserve"> Digo-lhes a verdade: quem não receber o reino de Deus como uma criança não entrará nele".</w:t>
+        <w:t xml:space="preserve"> Digo-lhes a verdade: quem não receber o reino de Deus como uma criança não entrará nele”.</w:t>
       </w:r>
     </w:p>
     <w:p>
@@ -8485,7 +8485,7 @@
         <w:rPr>
           <w:lang w:val="pt_PT" w:bidi="pt_PT"/>
         </w:rPr>
-        <w:t xml:space="preserve"> "Por que você me chama de bom?", perguntou Jesus. "Ninguém é bom, senão um, que é Deus.</w:t>
+        <w:t xml:space="preserve"> "Por que você me chama de bom?”, perguntou Jesus. “Ninguém é bom, senão um, que é Deus.</w:t>
       </w:r>
     </w:p>
     <w:p>
@@ -8506,7 +8506,7 @@
         <w:rPr>
           <w:lang w:val="pt_PT" w:bidi="pt_PT"/>
         </w:rPr>
-        <w:t xml:space="preserve"> Você conhece os mandamentos: ‘Não mate, não cometa adultério, não roube, não dê falso testemunho, não engane ninguém, honre seu pai e sua mãe’".</w:t>
+        <w:t xml:space="preserve"> Você conhece os mandamentos: ‘Não mate, não cometa adultério, não roube, não dê falso testemunho, não engane ninguém, honre seu pai e sua mãe’”.</w:t>
       </w:r>
     </w:p>
     <w:p>
@@ -8527,7 +8527,7 @@
         <w:rPr>
           <w:lang w:val="pt_PT" w:bidi="pt_PT"/>
         </w:rPr>
-        <w:t xml:space="preserve"> O homem respondeu: "Mestre, a todos esses mandamentos tenho obedecido desde a juventude".</w:t>
+        <w:t xml:space="preserve"> O homem respondeu: “Mestre, a todos esses mandamentos tenho obedecido desde a juventude”.</w:t>
       </w:r>
     </w:p>
     <w:p>
@@ -8548,7 +8548,7 @@
         <w:rPr>
           <w:lang w:val="pt_PT" w:bidi="pt_PT"/>
         </w:rPr>
-        <w:t xml:space="preserve"> Olhando para ele, Jesus o amou e disse: "Falta-lhe apenas uma coisa: vá, venda tudo o que você tem, dê o dinheiro aos pobres, e você terá um tesouro no céu; então venha e siga-me".</w:t>
+        <w:t xml:space="preserve"> Olhando para ele, Jesus o amou e disse: “Falta-lhe apenas uma coisa: vá, venda tudo o que você tem, dê o dinheiro aos pobres, e você terá um tesouro no céu; então venha e siga-me”.</w:t>
       </w:r>
     </w:p>
     <w:p>
@@ -8590,7 +8590,7 @@
         <w:rPr>
           <w:lang w:val="pt_PT" w:bidi="pt_PT"/>
         </w:rPr>
-        <w:t xml:space="preserve"> Olhando ao redor, Jesus disse aos seus discípulos: "Como é difícil para os que têm riquezas entrar no reino de Deus!".</w:t>
+        <w:t xml:space="preserve"> Olhando ao redor, Jesus disse aos seus discípulos: “Como é difícil para os que têm riquezas entrar no reino de Deus!”.</w:t>
       </w:r>
     </w:p>
     <w:p>
@@ -8611,7 +8611,7 @@
         <w:rPr>
           <w:lang w:val="pt_PT" w:bidi="pt_PT"/>
         </w:rPr>
-        <w:t xml:space="preserve"> Os discípulos ficaram espantados com o que ele disse. Mas Jesus repetiu: "Filhos, como é difícil entrar no reino de Deus!</w:t>
+        <w:t xml:space="preserve"> Os discípulos ficaram espantados com o que ele disse. Mas Jesus repetiu: “Filhos, como é difícil entrar no reino de Deus!</w:t>
       </w:r>
     </w:p>
     <w:p>
@@ -8632,7 +8632,7 @@
         <w:rPr>
           <w:lang w:val="pt_PT" w:bidi="pt_PT"/>
         </w:rPr>
-        <w:t xml:space="preserve"> É mais fácil um camelo passar pelo buraco de uma agulha do que um homem rico entrar no reino de Deus".</w:t>
+        <w:t xml:space="preserve"> É mais fácil um camelo passar pelo buraco de uma agulha do que um homem rico entrar no reino de Deus”.</w:t>
       </w:r>
     </w:p>
     <w:p>
@@ -8653,7 +8653,7 @@
         <w:rPr>
           <w:lang w:val="pt_PT" w:bidi="pt_PT"/>
         </w:rPr>
-        <w:t xml:space="preserve"> Os discípulos ficaram ainda mais admirados, dizendo entre si: "Quem então pode ser salvo?".</w:t>
+        <w:t xml:space="preserve"> Os discípulos ficaram ainda mais admirados, dizendo entre si: “Quem então pode ser salvo?”.</w:t>
       </w:r>
     </w:p>
     <w:p>
@@ -8674,7 +8674,7 @@
         <w:rPr>
           <w:lang w:val="pt_PT" w:bidi="pt_PT"/>
         </w:rPr>
-        <w:t xml:space="preserve"> Jesus olhou para eles e respondeu: “Para o homem é impossível, mas não para Deus; porque todas as coisas são possíveis para Deus".</w:t>
+        <w:t xml:space="preserve"> Jesus olhou para eles e respondeu: “Para o homem é impossível, mas não para Deus; porque todas as coisas são possíveis para Deus”.</w:t>
       </w:r>
     </w:p>
     <w:p>
@@ -8695,7 +8695,7 @@
         <w:rPr>
           <w:lang w:val="pt_PT" w:bidi="pt_PT"/>
         </w:rPr>
-        <w:t xml:space="preserve"> Então Pedro começou a dizer-lhe: "Nós deixamos tudo para segui-lo".</w:t>
+        <w:t xml:space="preserve"> Então Pedro começou a dizer-lhe: “Nós deixamos tudo para segui-lo”.</w:t>
       </w:r>
     </w:p>
     <w:p>
@@ -8821,7 +8821,7 @@
         <w:rPr>
           <w:lang w:val="pt_PT" w:bidi="pt_PT"/>
         </w:rPr>
-        <w:t xml:space="preserve"> Zombarão dele, cuspirão nele, o açoitarão e o matarão, e, depois de três dias, ele ressuscitará".</w:t>
+        <w:t xml:space="preserve"> Zombarão dele, cuspirão nele, o açoitarão e o matarão, e, depois de três dias, ele ressuscitará”.</w:t>
       </w:r>
     </w:p>
     <w:p>
@@ -8863,7 +8863,7 @@
         <w:rPr>
           <w:lang w:val="pt_PT" w:bidi="pt_PT"/>
         </w:rPr>
-        <w:t xml:space="preserve"> Jesus perguntou: "O que querem que eu lhes faça?".</w:t>
+        <w:t xml:space="preserve"> Jesus perguntou: “O que querem que eu lhes faça?”.</w:t>
       </w:r>
     </w:p>
     <w:p>
@@ -8884,7 +8884,7 @@
         <w:rPr>
           <w:lang w:val="pt_PT" w:bidi="pt_PT"/>
         </w:rPr>
-        <w:t xml:space="preserve"> Eles responderam: "Conceda-nos que, na sua glória, nos sentemos um à sua direita e outro à sua esquerda".</w:t>
+        <w:t xml:space="preserve"> Eles responderam: “Conceda-nos que, na sua glória, nos sentemos um à sua direita e outro à sua esquerda”.</w:t>
       </w:r>
     </w:p>
     <w:p>
@@ -8905,7 +8905,7 @@
         <w:rPr>
           <w:lang w:val="pt_PT" w:bidi="pt_PT"/>
         </w:rPr>
-        <w:t xml:space="preserve"> Jesus, porém, respondeu: "Vocês não sabem o que estão pedindo! Podem beber o cálice que eu bebo ou ser batizados com o batismo com que sou batizado?".</w:t>
+        <w:t xml:space="preserve"> Jesus, porém, respondeu: “Vocês não sabem o que estão pedindo! Podem beber o cálice que eu bebo ou ser batizados com o batismo com que sou batizado?”.</w:t>
       </w:r>
     </w:p>
     <w:p>
@@ -8926,7 +8926,7 @@
         <w:rPr>
           <w:lang w:val="pt_PT" w:bidi="pt_PT"/>
         </w:rPr>
-        <w:t xml:space="preserve"> Eles disseram: "Podemos!". E Jesus lhes disse: "Vocês beberão, sim, o cálice que eu bebo, e serão batizados com o batismo com que sou batizado,</w:t>
+        <w:t xml:space="preserve"> Eles disseram: “Podemos!”. E Jesus lhes disse: “Vocês beberão, sim, o cálice que eu bebo, e serão batizados com o batismo com que sou batizado,</w:t>
       </w:r>
     </w:p>
     <w:p>
@@ -8947,7 +8947,7 @@
         <w:rPr>
           <w:lang w:val="pt_PT" w:bidi="pt_PT"/>
         </w:rPr>
-        <w:t xml:space="preserve"> mas quanto a se sentar à minha direita ou à minha esquerda não cabe a mim conceder; esses lugares são daqueles para quem foram preparados".</w:t>
+        <w:t xml:space="preserve"> mas quanto a se sentar à minha direita ou à minha esquerda não cabe a mim conceder; esses lugares são daqueles para quem foram preparados”.</w:t>
       </w:r>
     </w:p>
     <w:p>
@@ -8989,7 +8989,7 @@
         <w:rPr>
           <w:lang w:val="pt_PT" w:bidi="pt_PT"/>
         </w:rPr>
-        <w:t xml:space="preserve"> Então Jesus os chamou e disse: "Vocês sabem que os que são considerados governantes das nações as dominam, e seus poderosos exercem poder sobre elas.</w:t>
+        <w:t xml:space="preserve"> Então Jesus os chamou e disse: “Vocês sabem que os que são considerados governantes das nações as dominam, e seus poderosos exercem poder sobre elas.</w:t>
       </w:r>
     </w:p>
     <w:p>
@@ -9052,7 +9052,7 @@
         <w:rPr>
           <w:lang w:val="pt_PT" w:bidi="pt_PT"/>
         </w:rPr>
-        <w:t xml:space="preserve"> Pois também o Filho do Homem não veio para ser servido, mas para servir e dar a sua vida em resgate por muitos".</w:t>
+        <w:t xml:space="preserve"> Pois também o Filho do Homem não veio para ser servido, mas para servir e dar a sua vida em resgate por muitos”.</w:t>
       </w:r>
     </w:p>
     <w:p>
@@ -9136,7 +9136,7 @@
         <w:rPr>
           <w:lang w:val="pt_PT" w:bidi="pt_PT"/>
         </w:rPr>
-        <w:t xml:space="preserve"> Jesus parou e disse: “Chamem-no". E eles chamaram o cego, dizendo: “Ânimo! Levante-se! Ele está chamando você”.</w:t>
+        <w:t xml:space="preserve"> Jesus parou e disse: “Chamem-no”. E eles chamaram o cego, dizendo: “Ânimo! Levante-se! Ele está chamando você”.</w:t>
       </w:r>
     </w:p>
     <w:p>
@@ -9278,7 +9278,7 @@
         <w:rPr>
           <w:lang w:val="pt_PT" w:bidi="pt_PT"/>
         </w:rPr>
-        <w:t xml:space="preserve"> E se alguém lhes perguntar por que estão fazendo isso, digam: 'O Senhor precisa dele e logo o devolverá'".</w:t>
+        <w:t xml:space="preserve"> E se alguém lhes perguntar por que estão fazendo isso, digam: ‘O Senhor precisa dele e logo o devolverá’”.</w:t>
       </w:r>
     </w:p>
     <w:p>
@@ -9740,7 +9740,7 @@
         <w:rPr>
           <w:lang w:val="pt_PT" w:bidi="pt_PT"/>
         </w:rPr>
-        <w:t xml:space="preserve"> E quando estiverem orando, se tiverem algo contra alguém, perdoem-no, para que também seu Pai, que está nos céus, perdoe seus pecados".</w:t>
+        <w:t xml:space="preserve"> E quando estiverem orando, se tiverem algo contra alguém, perdoem-no, para que também seu Pai, que está nos céus, perdoe seus pecados”.</w:t>
       </w:r>
     </w:p>
     <w:p>
@@ -9782,7 +9782,7 @@
         <w:rPr>
           <w:lang w:val="pt_PT" w:bidi="pt_PT"/>
         </w:rPr>
-        <w:t xml:space="preserve"> "Com que autoridade você faz essas coisas? Ou quem lhe deu essa autoridade para fazê-las?".</w:t>
+        <w:t xml:space="preserve"> "Com que autoridade você faz essas coisas? Ou quem lhe deu essa autoridade para fazê-las?”.</w:t>
       </w:r>
     </w:p>
     <w:p>
@@ -9803,7 +9803,7 @@
         <w:rPr>
           <w:lang w:val="pt_PT" w:bidi="pt_PT"/>
         </w:rPr>
-        <w:t xml:space="preserve"> Jesus respondeu: "Eu também lhes farei uma pergunta. Se vocês responderem, direi com que autoridade faço estas coisas.</w:t>
+        <w:t xml:space="preserve"> Jesus respondeu: “Eu também lhes farei uma pergunta. Se vocês responderem, direi com que autoridade faço estas coisas.</w:t>
       </w:r>
     </w:p>
     <w:p>
@@ -9824,7 +9824,7 @@
         <w:rPr>
           <w:lang w:val="pt_PT" w:bidi="pt_PT"/>
         </w:rPr>
-        <w:t xml:space="preserve"> O batismo de João era do céu ou dos homens? Respondam-me!".</w:t>
+        <w:t xml:space="preserve"> O batismo de João era do céu ou dos homens? Respondam-me!”.</w:t>
       </w:r>
     </w:p>
     <w:p>
@@ -9845,7 +9845,7 @@
         <w:rPr>
           <w:lang w:val="pt_PT" w:bidi="pt_PT"/>
         </w:rPr>
-        <w:t xml:space="preserve"> Eles discutiam entre si, dizendo: "Se dissermos que é do céu, ele perguntará: 'Por que então não creram nele?'.</w:t>
+        <w:t xml:space="preserve"> Eles discutiam entre si, dizendo: “Se dissermos que é do céu, ele perguntará: ‘Por que então não creram nele?’.</w:t>
       </w:r>
     </w:p>
     <w:p>
@@ -9866,7 +9866,7 @@
         <w:rPr>
           <w:lang w:val="pt_PT" w:bidi="pt_PT"/>
         </w:rPr>
-        <w:t xml:space="preserve"> Mas se dissermos que foi dos homens, o povo criará um tumulto", pois todos consideravam João verdadeiramente um profeta.</w:t>
+        <w:t xml:space="preserve"> Mas se dissermos que foi dos homens, o povo criará um tumulto”, pois todos consideravam João verdadeiramente um profeta.</w:t>
       </w:r>
     </w:p>
     <w:p>
@@ -9887,7 +9887,7 @@
         <w:rPr>
           <w:lang w:val="pt_PT" w:bidi="pt_PT"/>
         </w:rPr>
-        <w:t xml:space="preserve"> Então responderam a Jesus: "Não sabemos". E Jesus lhes disse: "Eu também não lhes direi com que autoridade faço estas coisas".</w:t>
+        <w:t xml:space="preserve"> Então responderam a Jesus: “Não sabemos”. E Jesus lhes disse: “Eu também não lhes direi com que autoridade faço estas coisas”.</w:t>
       </w:r>
     </w:p>
     <w:p>
@@ -10050,7 +10050,7 @@
         <w:rPr>
           <w:lang w:val="pt_PT" w:bidi="pt_PT"/>
         </w:rPr>
-        <w:t xml:space="preserve"> Mas os lavradores disseram uns aos outros: ‘Este é o herdeiro. Vamos matá-lo, e a herança será nossa'.</w:t>
+        <w:t xml:space="preserve"> Mas os lavradores disseram uns aos outros: ‘Este é o herdeiro. Vamos matá-lo, e a herança será nossa’.</w:t>
       </w:r>
     </w:p>
     <w:p>
@@ -10134,7 +10134,7 @@
         <w:rPr>
           <w:lang w:val="pt_PT" w:bidi="pt_PT"/>
         </w:rPr>
-        <w:t xml:space="preserve"> Isso veio do Senhor e é maravilhoso aos nossos olhos'?".</w:t>
+        <w:t xml:space="preserve"> Isso veio do Senhor e é maravilhoso aos nossos olhos’?”.</w:t>
       </w:r>
     </w:p>
     <w:p>
@@ -10197,7 +10197,7 @@
         <w:rPr>
           <w:lang w:val="pt_PT" w:bidi="pt_PT"/>
         </w:rPr>
-        <w:t xml:space="preserve"> Aproximando-se, disseram: "Mestre, sabemos que o senhor é íntegro e não se importa com quem quer que seja, pois não olha a aparência dos homens, mas, segundo a verdade, ensina o caminho de Deus. É lícito pagar imposto a César ou não? Devemos pagar ou não?".</w:t>
+        <w:t xml:space="preserve"> Aproximando-se, disseram: “Mestre, sabemos que o senhor é íntegro e não se importa com quem quer que seja, pois não olha a aparência dos homens, mas, segundo a verdade, ensina o caminho de Deus. É lícito pagar imposto a César ou não? Devemos pagar ou não?”.</w:t>
       </w:r>
     </w:p>
     <w:p>
@@ -10218,7 +10218,7 @@
         <w:rPr>
           <w:lang w:val="pt_PT" w:bidi="pt_PT"/>
         </w:rPr>
-        <w:t xml:space="preserve"> Jesus, sabendo da hipocrisia deles, perguntou: "Por que vocês tentam me apanhar? Tragam-me um denário para eu ver".</w:t>
+        <w:t xml:space="preserve"> Jesus, sabendo da hipocrisia deles, perguntou: “Por que vocês tentam me apanhar? Tragam-me um denário para eu ver”.</w:t>
       </w:r>
     </w:p>
     <w:p>
@@ -10239,7 +10239,7 @@
         <w:rPr>
           <w:lang w:val="pt_PT" w:bidi="pt_PT"/>
         </w:rPr>
-        <w:t xml:space="preserve"> Eles trouxeram a moeda, e ele lhes perguntou: "De quem é esta imagem e inscrição?". Responderam: "De César".</w:t>
+        <w:t xml:space="preserve"> Eles trouxeram a moeda, e ele lhes perguntou: “De quem é esta imagem e inscrição?”. Responderam: “De César”.</w:t>
       </w:r>
     </w:p>
     <w:p>
@@ -10260,7 +10260,7 @@
         <w:rPr>
           <w:lang w:val="pt_PT" w:bidi="pt_PT"/>
         </w:rPr>
-        <w:t xml:space="preserve"> Então Jesus lhes disse: "Deem a César o que é de César e deem a Deus o que é de Deus". E ficaram admirados com ele.</w:t>
+        <w:t xml:space="preserve"> Então Jesus lhes disse: “Deem a César o que é de César e deem a Deus o que é de Deus”. E ficaram admirados com ele.</w:t>
       </w:r>
     </w:p>
     <w:p>
@@ -10386,7 +10386,7 @@
         <w:rPr>
           <w:lang w:val="pt_PT" w:bidi="pt_PT"/>
         </w:rPr>
-        <w:t xml:space="preserve"> Na ressurreição, quando eles ressuscitarem, de quem ela será esposa? Afinal, os sete se casaram com ela".</w:t>
+        <w:t xml:space="preserve"> Na ressurreição, quando eles ressuscitarem, de quem ela será esposa? Afinal, os sete se casaram com ela”.</w:t>
       </w:r>
     </w:p>
     <w:p>
@@ -10407,7 +10407,7 @@
         <w:rPr>
           <w:lang w:val="pt_PT" w:bidi="pt_PT"/>
         </w:rPr>
-        <w:t xml:space="preserve"> Jesus respondeu: "Vocês erram porque não conhecem as Escrituras nem o poder de Deus.</w:t>
+        <w:t xml:space="preserve"> Jesus respondeu: “Vocês erram porque não conhecem as Escrituras nem o poder de Deus.</w:t>
       </w:r>
     </w:p>
     <w:p>
@@ -10449,7 +10449,7 @@
         <w:rPr>
           <w:lang w:val="pt_PT" w:bidi="pt_PT"/>
         </w:rPr>
-        <w:t xml:space="preserve"> Quanto à ressurreição dos mortos, vocês não leram no livro de Moisés, no relato da sarça ardente, como Deus lhe disse: 'Eu sou o Deus de Abraão, o Deus de Isaque e o Deus de Jacó'?</w:t>
+        <w:t xml:space="preserve"> Quanto à ressurreição dos mortos, vocês não leram no livro de Moisés, no relato da sarça ardente, como Deus lhe disse: ‘Eu sou o Deus de Abraão, o Deus de Isaque e o Deus de Jacó’?</w:t>
       </w:r>
     </w:p>
     <w:p>
@@ -10470,7 +10470,7 @@
         <w:rPr>
           <w:lang w:val="pt_PT" w:bidi="pt_PT"/>
         </w:rPr>
-        <w:t xml:space="preserve"> Deus não é Deus dos mortos, mas dos vivos. Vocês estão muito enganados!".</w:t>
+        <w:t xml:space="preserve"> Deus não é Deus dos mortos, mas dos vivos. Vocês estão muito enganados!”.</w:t>
       </w:r>
     </w:p>
     <w:p>
@@ -10512,7 +10512,7 @@
         <w:rPr>
           <w:lang w:val="pt_PT" w:bidi="pt_PT"/>
         </w:rPr>
-        <w:t xml:space="preserve"> Jesus respondeu: “O mais importante é este: 'Ouça, ó Israel! O Senhor, nosso Deus, é o único Senhor.</w:t>
+        <w:t xml:space="preserve"> Jesus respondeu: “O mais importante é este: ‘Ouça, ó Israel! O Senhor, nosso Deus, é o único Senhor.</w:t>
       </w:r>
     </w:p>
     <w:p>
@@ -10533,7 +10533,7 @@
         <w:rPr>
           <w:lang w:val="pt_PT" w:bidi="pt_PT"/>
         </w:rPr>
-        <w:t xml:space="preserve"> Ame o Senhor, seu Deus, de todo o seu coração, de toda a sua alma, de todo o seu entendimento e de todas as suas forças'.</w:t>
+        <w:t xml:space="preserve"> Ame o Senhor, seu Deus, de todo o seu coração, de toda a sua alma, de todo o seu entendimento e de todas as suas forças’.</w:t>
       </w:r>
     </w:p>
     <w:p>
@@ -10554,7 +10554,7 @@
         <w:rPr>
           <w:lang w:val="pt_PT" w:bidi="pt_PT"/>
         </w:rPr>
-        <w:t xml:space="preserve"> O segundo é este: ‘Ame o seu próximo como a si mesmo’. Não há outro mandamento maior do que estes".</w:t>
+        <w:t xml:space="preserve"> O segundo é este: ‘Ame o seu próximo como a si mesmo’. Não há outro mandamento maior do que estes”.</w:t>
       </w:r>
     </w:p>
     <w:p>
@@ -10596,7 +10596,7 @@
         <w:rPr>
           <w:lang w:val="pt_PT" w:bidi="pt_PT"/>
         </w:rPr>
-        <w:t xml:space="preserve"> Amá-lo de todo o coração, de todo o entendimento e de todas as forças, e amar o próximo como a si mesmo é mais importante do que todos os holocaustos e sacrifícios".</w:t>
+        <w:t xml:space="preserve"> Amá-lo de todo o coração, de todo o entendimento e de todas as forças, e amar o próximo como a si mesmo é mais importante do que todos os holocaustos e sacrifícios”.</w:t>
       </w:r>
     </w:p>
     <w:p>
@@ -10659,7 +10659,7 @@
         <w:rPr>
           <w:lang w:val="pt_PT" w:bidi="pt_PT"/>
         </w:rPr>
-        <w:t xml:space="preserve"> O próprio Davi, falando pelo Espírito Santo, disse: 'O Senhor disse ao meu Senhor: Sente-se à minha direita até que eu ponha os seus inimigos debaixo de seus pés’.</w:t>
+        <w:t xml:space="preserve"> O próprio Davi, falando pelo Espírito Santo, disse: ‘O Senhor disse ao meu Senhor: Sente-se à minha direita até que eu ponha os seus inimigos debaixo de seus pés’.</w:t>
       </w:r>
     </w:p>
     <w:p>
@@ -10680,7 +10680,7 @@
         <w:rPr>
           <w:lang w:val="pt_PT" w:bidi="pt_PT"/>
         </w:rPr>
-        <w:t xml:space="preserve"> Uma vez que o próprio Davi o chamou de Senhor, como, então, pode ser filho de Davi?". E a grande multidão o ouvia com prazer.</w:t>
+        <w:t xml:space="preserve"> Uma vez que o próprio Davi o chamou de Senhor, como, então, pode ser filho de Davi?”. E a grande multidão o ouvia com prazer.</w:t>
       </w:r>
     </w:p>
     <w:p>
@@ -10743,7 +10743,7 @@
         <w:rPr>
           <w:lang w:val="pt_PT" w:bidi="pt_PT"/>
         </w:rPr>
-        <w:t xml:space="preserve"> Eles devoram as casas das viúvas e, para disfarçar, fazem orações longas. Esses serão severamente castigados".</w:t>
+        <w:t xml:space="preserve"> Eles devoram as casas das viúvas e, para disfarçar, fazem orações longas. Esses serão severamente castigados”.</w:t>
       </w:r>
     </w:p>
     <w:p>
@@ -10806,7 +10806,7 @@
         <w:rPr>
           <w:lang w:val="pt_PT" w:bidi="pt_PT"/>
         </w:rPr>
-        <w:t xml:space="preserve"> Jesus chamou seus discípulos e disse: "Eu lhes asseguro que esta viúva pobre colocou na caixa de ofertas mais do que todos os outros.</w:t>
+        <w:t xml:space="preserve"> Jesus chamou seus discípulos e disse: “Eu lhes asseguro que esta viúva pobre colocou na caixa de ofertas mais do que todos os outros.</w:t>
       </w:r>
     </w:p>
     <w:p>
@@ -10827,7 +10827,7 @@
         <w:rPr>
           <w:lang w:val="pt_PT" w:bidi="pt_PT"/>
         </w:rPr>
-        <w:t xml:space="preserve"> Todos deram do que lhes sobrava, mas ela, de sua pobreza, deu tudo que tinha para viver".</w:t>
+        <w:t xml:space="preserve"> Todos deram do que lhes sobrava, mas ela, de sua pobreza, deu tudo que tinha para viver”.</w:t>
       </w:r>
     </w:p>
     <w:p>
@@ -10864,7 +10864,7 @@
         <w:rPr>
           <w:lang w:val="pt_PT" w:bidi="pt_PT"/>
         </w:rPr>
-        <w:t xml:space="preserve"> Quando Jesus saía do templo, um de seus discípulos disse: "Veja, Mestre! Que pedras enormes e que construções magníficas!".</w:t>
+        <w:t xml:space="preserve"> Quando Jesus saía do templo, um de seus discípulos disse: “Veja, Mestre! Que pedras enormes e que construções magníficas!”.</w:t>
       </w:r>
     </w:p>
     <w:p>
@@ -10885,7 +10885,7 @@
         <w:rPr>
           <w:lang w:val="pt_PT" w:bidi="pt_PT"/>
         </w:rPr>
-        <w:t xml:space="preserve"> Jesus perguntou: "Você está vendo estas grandes construções? Não ficará aqui pedra sobre pedra. Serão completamente destruídas".</w:t>
+        <w:t xml:space="preserve"> Jesus perguntou: “Você está vendo estas grandes construções? Não ficará aqui pedra sobre pedra. Serão completamente destruídas”.</w:t>
       </w:r>
     </w:p>
     <w:p>
@@ -10927,7 +10927,7 @@
         <w:rPr>
           <w:lang w:val="pt_PT" w:bidi="pt_PT"/>
         </w:rPr>
-        <w:t xml:space="preserve"> "Diga-nos, quando essas coisas acontecerão e qual será o sinal de que tudo isso está prestes a se cumprir?".</w:t>
+        <w:t xml:space="preserve"> "Diga-nos, quando essas coisas acontecerão e qual será o sinal de que tudo isso está prestes a se cumprir?”.</w:t>
       </w:r>
     </w:p>
     <w:p>
@@ -10969,7 +10969,7 @@
         <w:rPr>
           <w:lang w:val="pt_PT" w:bidi="pt_PT"/>
         </w:rPr>
-        <w:t xml:space="preserve"> Muitos virão em meu nome, dizendo: 'Eu sou o Cristo', e enganarão muitos.</w:t>
+        <w:t xml:space="preserve"> Muitos virão em meu nome, dizendo: ‘Eu sou o Cristo’, e enganarão muitos.</w:t>
       </w:r>
     </w:p>
     <w:p>
@@ -11347,7 +11347,7 @@
         <w:rPr>
           <w:lang w:val="pt_PT" w:bidi="pt_PT"/>
         </w:rPr>
-        <w:t xml:space="preserve"> "Mas naqueles dias, depois daquela tribulação, 'o sol escurecerá, a lua não dará luz,</w:t>
+        <w:t xml:space="preserve"> "Mas naqueles dias, depois daquela tribulação, ‘o sol escurecerá, a lua não dará luz,</w:t>
       </w:r>
     </w:p>
     <w:p>
@@ -11368,7 +11368,7 @@
         <w:rPr>
           <w:lang w:val="pt_PT" w:bidi="pt_PT"/>
         </w:rPr>
-        <w:t xml:space="preserve"> as estrelas cairão do céu e os poderes que estão nos céus serão abalados'.</w:t>
+        <w:t xml:space="preserve"> as estrelas cairão do céu e os poderes que estão nos céus serão abalados’.</w:t>
       </w:r>
     </w:p>
     <w:p>
@@ -11620,7 +11620,7 @@
         <w:rPr>
           <w:lang w:val="pt_PT" w:bidi="pt_PT"/>
         </w:rPr>
-        <w:t xml:space="preserve"> O que lhes digo, digo a todos: Vigiem!".</w:t>
+        <w:t xml:space="preserve"> O que lhes digo, digo a todos: Vigiem!”.</w:t>
       </w:r>
     </w:p>
     <w:p>
@@ -11678,7 +11678,7 @@
         <w:rPr>
           <w:lang w:val="pt_PT" w:bidi="pt_PT"/>
         </w:rPr>
-        <w:t xml:space="preserve"> Diziam: “Não durante a festa, para que não haja tumulto entre o povo".</w:t>
+        <w:t xml:space="preserve"> Diziam: “Não durante a festa, para que não haja tumulto entre o povo”.</w:t>
       </w:r>
     </w:p>
     <w:p>
@@ -11741,7 +11741,7 @@
         <w:rPr>
           <w:lang w:val="pt_PT" w:bidi="pt_PT"/>
         </w:rPr>
-        <w:t xml:space="preserve"> Ele poderia ter sido vendido por mais de trezentos denários, e o dinheiro dado aos pobres". E a repreenderam severamente.</w:t>
+        <w:t xml:space="preserve"> Ele poderia ter sido vendido por mais de trezentos denários, e o dinheiro dado aos pobres”. E a repreenderam severamente.</w:t>
       </w:r>
     </w:p>
     <w:p>
@@ -11762,7 +11762,7 @@
         <w:rPr>
           <w:lang w:val="pt_PT" w:bidi="pt_PT"/>
         </w:rPr>
-        <w:t xml:space="preserve"> Jesus, porém, disse: "Deixem-na em paz! Por que vocês a estão incomodando? Ela fez uma boa ação para comigo.</w:t>
+        <w:t xml:space="preserve"> Jesus, porém, disse: “Deixem-na em paz! Por que vocês a estão incomodando? Ela fez uma boa ação para comigo.</w:t>
       </w:r>
     </w:p>
     <w:p>
@@ -11825,7 +11825,7 @@
         <w:rPr>
           <w:lang w:val="pt_PT" w:bidi="pt_PT"/>
         </w:rPr>
-        <w:t xml:space="preserve"> Eu lhes asseguro que, onde quer que este evangelho for anunciado pelo mundo, o que ela fez será contado em sua memória".</w:t>
+        <w:t xml:space="preserve"> Eu lhes asseguro que, onde quer que este evangelho for anunciado pelo mundo, o que ela fez será contado em sua memória”.</w:t>
       </w:r>
     </w:p>
     <w:p>
@@ -11888,7 +11888,7 @@
         <w:rPr>
           <w:lang w:val="pt_PT" w:bidi="pt_PT"/>
         </w:rPr>
-        <w:t xml:space="preserve"> No primeiro dia da Festa dos Pães sem Fermento, quando sacrificavam o cordeiro pascal, os discípulos perguntaram a Jesus: "Onde quer que lhe preparemos a refeição da Páscoa?".</w:t>
+        <w:t xml:space="preserve"> No primeiro dia da Festa dos Pães sem Fermento, quando sacrificavam o cordeiro pascal, os discípulos perguntaram a Jesus: “Onde quer que lhe preparemos a refeição da Páscoa?”.</w:t>
       </w:r>
     </w:p>
     <w:p>
@@ -11909,7 +11909,7 @@
         <w:rPr>
           <w:lang w:val="pt_PT" w:bidi="pt_PT"/>
         </w:rPr>
-        <w:t xml:space="preserve"> Então ele enviou dois de seus discípulos e disse-lhes: "Entrem na cidade, e vocês encontrarão um homem carregando uma jarra de água. Sigam-no.</w:t>
+        <w:t xml:space="preserve"> Então ele enviou dois de seus discípulos e disse-lhes: “Entrem na cidade, e vocês encontrarão um homem carregando uma jarra de água. Sigam-no.</w:t>
       </w:r>
     </w:p>
     <w:p>
@@ -11930,7 +11930,7 @@
         <w:rPr>
           <w:lang w:val="pt_PT" w:bidi="pt_PT"/>
         </w:rPr>
-        <w:t xml:space="preserve"> Digam ao dono da casa onde ele entrar: 'O Mestre pergunta: Onde fica o aposento no qual poderei comer a refeição da Páscoa com meus discípulos?'.</w:t>
+        <w:t xml:space="preserve"> Digam ao dono da casa onde ele entrar: ‘O Mestre pergunta: Onde fica o aposento no qual poderei comer a refeição da Páscoa com meus discípulos?’.</w:t>
       </w:r>
     </w:p>
     <w:p>
@@ -11951,7 +11951,7 @@
         <w:rPr>
           <w:lang w:val="pt_PT" w:bidi="pt_PT"/>
         </w:rPr>
-        <w:t xml:space="preserve"> Ele os levará a uma sala ampla no andar superior, mobiliada e pronta. Preparem ali nossa refeição".</w:t>
+        <w:t xml:space="preserve"> Ele os levará a uma sala ampla no andar superior, mobiliada e pronta. Preparem ali nossa refeição”.</w:t>
       </w:r>
     </w:p>
     <w:p>
@@ -12014,7 +12014,7 @@
         <w:rPr>
           <w:lang w:val="pt_PT" w:bidi="pt_PT"/>
         </w:rPr>
-        <w:t xml:space="preserve"> Enquanto estavam à mesa, comendo, Jesus disse: "Eu lhes digo a verdade: um de vocês que está comendo aqui comigo me trairá".</w:t>
+        <w:t xml:space="preserve"> Enquanto estavam à mesa, comendo, Jesus disse: “Eu lhes digo a verdade: um de vocês que está comendo aqui comigo me trairá”.</w:t>
       </w:r>
     </w:p>
     <w:p>
@@ -12056,7 +12056,7 @@
         <w:rPr>
           <w:lang w:val="pt_PT" w:bidi="pt_PT"/>
         </w:rPr>
-        <w:t xml:space="preserve"> Jesus respondeu: "É um dos doze, o que está comendo comigo do mesmo prato.</w:t>
+        <w:t xml:space="preserve"> Jesus respondeu: “É um dos doze, o que está comendo comigo do mesmo prato.</w:t>
       </w:r>
     </w:p>
     <w:p>
@@ -12077,7 +12077,7 @@
         <w:rPr>
           <w:lang w:val="pt_PT" w:bidi="pt_PT"/>
         </w:rPr>
-        <w:t xml:space="preserve"> Pois o Filho do Homem deve morrer, como está escrito a seu respeito, mas ai daquele que o trair! Seria melhor para esse homem não ter nascido".</w:t>
+        <w:t xml:space="preserve"> Pois o Filho do Homem deve morrer, como está escrito a seu respeito, mas ai daquele que o trair! Seria melhor para esse homem não ter nascido”.</w:t>
       </w:r>
     </w:p>
     <w:p>
@@ -12098,7 +12098,7 @@
         <w:rPr>
           <w:lang w:val="pt_PT" w:bidi="pt_PT"/>
         </w:rPr>
-        <w:t xml:space="preserve"> Enquanto eles comiam, Jesus pegou o pão, deu graças a Deus, partiu-o e o deu aos discípulos, dizendo: "Tomem; isto é o meu corpo".</w:t>
+        <w:t xml:space="preserve"> Enquanto eles comiam, Jesus pegou o pão, deu graças a Deus, partiu-o e o deu aos discípulos, dizendo: “Tomem; isto é o meu corpo”.</w:t>
       </w:r>
     </w:p>
     <w:p>
@@ -12140,7 +12140,7 @@
         <w:rPr>
           <w:lang w:val="pt_PT" w:bidi="pt_PT"/>
         </w:rPr>
-        <w:t xml:space="preserve"> Então Jesus disse: "Isto é o meu sangue da [nova] aliança, que é derramado em favor de muitos".</w:t>
+        <w:t xml:space="preserve"> Então Jesus disse: “Isto é o meu sangue da [nova] aliança, que é derramado em favor de muitos”.</w:t>
       </w:r>
     </w:p>
     <w:p>
@@ -12161,7 +12161,7 @@
         <w:rPr>
           <w:lang w:val="pt_PT" w:bidi="pt_PT"/>
         </w:rPr>
-        <w:t xml:space="preserve"> Eu lhes asseguro que não voltarei a beber do fruto da videira até aquele dia em que beberei o vinho novo no reino de Deus".</w:t>
+        <w:t xml:space="preserve"> Eu lhes asseguro que não voltarei a beber do fruto da videira até aquele dia em que beberei o vinho novo no reino de Deus”.</w:t>
       </w:r>
     </w:p>
     <w:p>
@@ -12224,7 +12224,7 @@
         <w:rPr>
           <w:lang w:val="pt_PT" w:bidi="pt_PT"/>
         </w:rPr>
-        <w:t xml:space="preserve"> Mas depois que eu ressuscitar, irei adiante de vocês para a Galileia".</w:t>
+        <w:t xml:space="preserve"> Mas depois que eu ressuscitar, irei adiante de vocês para a Galileia”.</w:t>
       </w:r>
     </w:p>
     <w:p>
@@ -12413,7 +12413,7 @@
         <w:rPr>
           <w:lang w:val="pt_PT" w:bidi="pt_PT"/>
         </w:rPr>
-        <w:t xml:space="preserve"> Então voltou e encontrou os discípulos dormindo. "Simão, você está dormindo?", perguntou a Pedro. "Você não pôde vigiar comigo nem por uma hora?</w:t>
+        <w:t xml:space="preserve"> Então voltou e encontrou os discípulos dormindo. “Simão, você está dormindo?”, perguntou a Pedro. “Você não pôde vigiar comigo nem por uma hora?</w:t>
       </w:r>
     </w:p>
     <w:p>
@@ -12434,7 +12434,7 @@
         <w:rPr>
           <w:lang w:val="pt_PT" w:bidi="pt_PT"/>
         </w:rPr>
-        <w:t xml:space="preserve"> Vigiem e orem para não caírem em tentação. O espírito está pronto, mas a carne é fraca".</w:t>
+        <w:t xml:space="preserve"> Vigiem e orem para não caírem em tentação. O espírito está pronto, mas a carne é fraca”.</w:t>
       </w:r>
     </w:p>
     <w:p>
@@ -12518,7 +12518,7 @@
         <w:rPr>
           <w:lang w:val="pt_PT" w:bidi="pt_PT"/>
         </w:rPr>
-        <w:t xml:space="preserve"> Levantem-se! Vamos! Aí vem meu traidor!".</w:t>
+        <w:t xml:space="preserve"> Levantem-se! Vamos! Aí vem meu traidor!”.</w:t>
       </w:r>
     </w:p>
     <w:p>
@@ -12581,7 +12581,7 @@
         <w:rPr>
           <w:lang w:val="pt_PT" w:bidi="pt_PT"/>
         </w:rPr>
-        <w:t xml:space="preserve"> Aproximando-se imediatamente de Jesus, disse: "Rabi!", e o beijou.</w:t>
+        <w:t xml:space="preserve"> Aproximando-se imediatamente de Jesus, disse: “Rabi!”, e o beijou.</w:t>
       </w:r>
     </w:p>
     <w:p>
@@ -12644,7 +12644,7 @@
         <w:rPr>
           <w:lang w:val="pt_PT" w:bidi="pt_PT"/>
         </w:rPr>
-        <w:t xml:space="preserve"> E Jesus perguntou: "Vocês saíram com espadas e pedaços de pau para me prender, como se eu fosse um ladrão?</w:t>
+        <w:t xml:space="preserve"> E Jesus perguntou: “Vocês saíram com espadas e pedaços de pau para me prender, como se eu fosse um ladrão?</w:t>
       </w:r>
     </w:p>
     <w:p>
@@ -12665,7 +12665,7 @@
         <w:rPr>
           <w:lang w:val="pt_PT" w:bidi="pt_PT"/>
         </w:rPr>
-        <w:t xml:space="preserve"> Dia após dia estive com vocês, ensinando no templo, e vocês não me prenderam. Mas as Escrituras precisam se cumprir".</w:t>
+        <w:t xml:space="preserve"> Dia após dia estive com vocês, ensinando no templo, e vocês não me prenderam. Mas as Escrituras precisam se cumprir”.</w:t>
       </w:r>
     </w:p>
     <w:p>
@@ -12854,7 +12854,7 @@
         <w:rPr>
           <w:lang w:val="pt_PT" w:bidi="pt_PT"/>
         </w:rPr>
-        <w:t xml:space="preserve"> "Nós o ouvimos declarar: 'Destruirei este templo feito por mãos humanas e, em três dias, construirei outro, não feito por mãos humanas'".</w:t>
+        <w:t xml:space="preserve"> "Nós o ouvimos declarar: ‘Destruirei este templo feito por mãos humanas e, em três dias, construirei outro, não feito por mãos humanas’”.</w:t>
       </w:r>
     </w:p>
     <w:p>
@@ -13043,7 +13043,7 @@
         <w:rPr>
           <w:lang w:val="pt_PT" w:bidi="pt_PT"/>
         </w:rPr>
-        <w:t xml:space="preserve"> Vendo-o se aquecer, olhou bem para ele e disse: “Você também estava com Jesus de Nazaré".</w:t>
+        <w:t xml:space="preserve"> Vendo-o se aquecer, olhou bem para ele e disse: “Você também estava com Jesus de Nazaré”.</w:t>
       </w:r>
     </w:p>
     <w:p>
@@ -13206,7 +13206,7 @@
         <w:rPr>
           <w:lang w:val="pt_PT" w:bidi="pt_PT"/>
         </w:rPr>
-        <w:t xml:space="preserve"> Pilatos perguntou a Jesus: “Você é o rei dos judeus?”. Jesus respondeu: “É como você diz".</w:t>
+        <w:t xml:space="preserve"> Pilatos perguntou a Jesus: “Você é o rei dos judeus?”. Jesus respondeu: “É como você diz”.</w:t>
       </w:r>
     </w:p>
     <w:p>
@@ -13353,7 +13353,7 @@
         <w:rPr>
           <w:lang w:val="pt_PT" w:bidi="pt_PT"/>
         </w:rPr>
-        <w:t xml:space="preserve"> "Vocês querem que eu solte o rei dos judeus?", perguntou Pilatos.</w:t>
+        <w:t xml:space="preserve"> "Vocês querem que eu solte o rei dos judeus?”, perguntou Pilatos.</w:t>
       </w:r>
     </w:p>
     <w:p>
@@ -13416,7 +13416,7 @@
         <w:rPr>
           <w:lang w:val="pt_PT" w:bidi="pt_PT"/>
         </w:rPr>
-        <w:t xml:space="preserve"> Pilatos, porém, perguntou novamente: "O que farei, então, com este homem que vocês chamam de rei dos judeus?”.</w:t>
+        <w:t xml:space="preserve"> Pilatos, porém, perguntou novamente: “O que farei, então, com este homem que vocês chamam de rei dos judeus?”.</w:t>
       </w:r>
     </w:p>
     <w:p>
@@ -13458,7 +13458,7 @@
         <w:rPr>
           <w:lang w:val="pt_PT" w:bidi="pt_PT"/>
         </w:rPr>
-        <w:t xml:space="preserve"> "Que crime ele cometeu?", perguntou Pilatos. Mas eles gritavam ainda mais: “Crucifique-o!”.</w:t>
+        <w:t xml:space="preserve"> "Que crime ele cometeu?”, perguntou Pilatos. Mas eles gritavam ainda mais: “Crucifique-o!”.</w:t>
       </w:r>
     </w:p>
     <w:p>
@@ -13626,7 +13626,7 @@
         <w:rPr>
           <w:lang w:val="pt_PT" w:bidi="pt_PT"/>
         </w:rPr>
-        <w:t xml:space="preserve"> E levaram Jesus ao lugar chamado Gólgota, que significa "Lugar da Caveira".</w:t>
+        <w:t xml:space="preserve"> E levaram Jesus ao lugar chamado Gólgota, que significa “Lugar da Caveira”.</w:t>
       </w:r>
     </w:p>
     <w:p>
@@ -13710,7 +13710,7 @@
         <w:rPr>
           <w:lang w:val="pt_PT" w:bidi="pt_PT"/>
         </w:rPr>
-        <w:t xml:space="preserve"> Havia uma inscrição com a acusação contra ele: “O Rei dos Judeus".</w:t>
+        <w:t xml:space="preserve"> Havia uma inscrição com a acusação contra ele: “O Rei dos Judeus”.</w:t>
       </w:r>
     </w:p>
     <w:p>
@@ -13773,7 +13773,7 @@
         <w:rPr>
           <w:lang w:val="pt_PT" w:bidi="pt_PT"/>
         </w:rPr>
-        <w:t xml:space="preserve"> salve a si mesmo, descendo da cruz".</w:t>
+        <w:t xml:space="preserve"> salve a si mesmo, descendo da cruz”.</w:t>
       </w:r>
     </w:p>
     <w:p>
@@ -13815,7 +13815,7 @@
         <w:rPr>
           <w:lang w:val="pt_PT" w:bidi="pt_PT"/>
         </w:rPr>
-        <w:t xml:space="preserve"> Que esse Cristo, o rei de Israel, desça agora da cruz para que possamos ver e crer". Os que estavam crucificados com ele também o insultavam.</w:t>
+        <w:t xml:space="preserve"> Que esse Cristo, o rei de Israel, desça agora da cruz para que possamos ver e crer”. Os que estavam crucificados com ele também o insultavam.</w:t>
       </w:r>
     </w:p>
     <w:p>
@@ -14209,7 +14209,7 @@
         <w:rPr>
           <w:lang w:val="pt_PT" w:bidi="pt_PT"/>
         </w:rPr>
-        <w:t xml:space="preserve"> Elas perguntavam umas às outras: "Quem removerá para nós a pedra da entrada do sepulcro?".</w:t>
+        <w:t xml:space="preserve"> Elas perguntavam umas às outras: “Quem removerá para nós a pedra da entrada do sepulcro?”.</w:t>
       </w:r>
     </w:p>
     <w:p>
@@ -14272,7 +14272,7 @@
         <w:rPr>
           <w:lang w:val="pt_PT" w:bidi="pt_PT"/>
         </w:rPr>
-        <w:t xml:space="preserve"> Ele, porém, disse: "Não se assustem. Vocês estão procurando Jesus de Nazaré, que foi crucificado. Ele ressuscitou! Não está aqui. Vejam o lugar onde o haviam colocado.</w:t>
+        <w:t xml:space="preserve"> Ele, porém, disse: “Não se assustem. Vocês estão procurando Jesus de Nazaré, que foi crucificado. Ele ressuscitou! Não está aqui. Vejam o lugar onde o haviam colocado.</w:t>
       </w:r>
     </w:p>
     <w:p>
@@ -14293,7 +14293,7 @@
         <w:rPr>
           <w:lang w:val="pt_PT" w:bidi="pt_PT"/>
         </w:rPr>
-        <w:t xml:space="preserve"> Vão e digam aos discípulos dele, incluindo Pedro: ‘Jesus vai adiante de vocês para a Galileia. Vocês o verão lá, como ele lhes disse'".</w:t>
+        <w:t xml:space="preserve"> Vão e digam aos discípulos dele, incluindo Pedro: ‘Jesus vai adiante de vocês para a Galileia. Vocês o verão lá, como ele lhes disse’”.</w:t>
       </w:r>
     </w:p>
     <w:p>
@@ -14524,7 +14524,7 @@
         <w:rPr>
           <w:lang w:val="pt_PT" w:bidi="pt_PT"/>
         </w:rPr>
-        <w:t xml:space="preserve"> pegarão em serpentes; e, se beberem algum veneno mortal, não lhes fará mal; colocarão as mãos sobre os doentes, e eles ficarão curados".</w:t>
+        <w:t xml:space="preserve"> pegarão em serpentes; e, se beberem algum veneno mortal, não lhes fará mal; colocarão as mãos sobre os doentes, e eles ficarão curados”.</w:t>
       </w:r>
     </w:p>
     <w:p>
